--- a/assets/docs/lop3/Am nhac - Lop 3.docx
+++ b/assets/docs/lop3/Am nhac - Lop 3.docx
@@ -1143,6 +1143,19 @@
                 <w:sz w:val="18"/>
               </w:rPr>
               <w:t>NLS-ƯD (Cơ bản 1): GV cho HS nghe nhạc/xem clip qua thiết bị trình chiếu; HS làm quen tìm bài hát/âm thanh đơn giản có hướng dẫn.</w:t>
+            </w:r>
+          </w:p>
+          <w:p>
+            <w:pPr>
+              <w:spacing w:after="0"/>
+            </w:pPr>
+            <w:r>
+              <w:rPr>
+                <w:b w:val="0"/>
+                <w:i w:val="0"/>
+                <w:sz w:val="18"/>
+              </w:rPr>
+              <w:t>QPAN: Cho HS nghe/hát bài hát về chú bộ đội, về Đội; giáo dục tự hào về truyền thống dân tộc; rèn tính kỉ luật, tinh thần đoàn kết.</w:t>
             </w:r>
           </w:p>
         </w:tc>

--- a/assets/docs/lop3/Am nhac - Lop 3.docx
+++ b/assets/docs/lop3/Am nhac - Lop 3.docx
@@ -910,6 +910,33 @@
                 <w:i w:val="0"/>
                 <w:sz w:val="18"/>
               </w:rPr>
+              <w:t>NLS-KT (Cơ bản 1): Tiết “Chủ đề 1: Lễ hội âm thanh — Ôn đọc nhạc Bài số 1</w:t>
+            </w:r>
+          </w:p>
+          <w:p>
+            <w:pPr>
+              <w:spacing w:after="0"/>
+            </w:pPr>
+            <w:r>
+              <w:rPr>
+                <w:b w:val="0"/>
+                <w:i w:val="0"/>
+                <w:sz w:val="18"/>
+              </w:rPr>
+              <w:t>NLS-GT (Cơ bản 1): GV cho HS chơi trò “Nghe tiếng đoán nhạc cụ”: GV chỉ bật tiếng, không cho nhìn hình, HS giơ thẻ tên nhạc cụ</w:t>
+            </w:r>
+          </w:p>
+          <w:p>
+            <w:pPr>
+              <w:spacing w:after="0"/>
+            </w:pPr>
+            <w:r>
+              <w:rPr>
+                <w:b w:val="0"/>
+                <w:i w:val="0"/>
+                <w:sz w:val="18"/>
+              </w:rPr>
+              <w:t>NLS-AT: Các video, bản nhạc GV chiếu đều lấy từ nguồn chính thức và được GV xem trước</w:t>
             </w:r>
           </w:p>
         </w:tc>

--- a/assets/docs/lop3/Am nhac - Lop 3.docx
+++ b/assets/docs/lop3/Am nhac - Lop 3.docx
@@ -767,7 +767,7 @@
                 <w:i w:val="0"/>
                 <w:sz w:val="18"/>
               </w:rPr>
-              <w:t>NLS-KT (Cơ bản 1): GV mở nhạc đệm, bản đọc mẫu Bài số 1 trên máy tính, bấm từng nốt trên đàn phím điện tử; HS nghe rồi đọc theo</w:t>
+              <w:t>NLS-KT (Cơ bản 1): Ở phần đọc nhạc của tiết “Ôn bài hát Múa lân; Đọc nhạc Bài số 1”, GV mở tệp nhạc đệm và bản đọc mẫu trên máy tính</w:t>
             </w:r>
           </w:p>
           <w:p>
@@ -780,7 +780,7 @@
                 <w:i w:val="0"/>
                 <w:sz w:val="18"/>
               </w:rPr>
-              <w:t>NLS-ST (Cơ bản 1): GV thu phần ôn bài Múa lân kết hợp gõ đệm bằng điện thoại, mở lại ngay; HS nhận xét chỗ hát chưa đều, gõ phách chưa khớp</w:t>
+              <w:t>NLS-ST (Cơ bản 1): GV dùng điện thoại thu lại phần ôn bài hát Múa lân kết hợp gõ đệm theo phách của cả lớp</w:t>
             </w:r>
           </w:p>
           <w:p>
@@ -793,7 +793,7 @@
                 <w:i w:val="0"/>
                 <w:sz w:val="18"/>
               </w:rPr>
-              <w:t>NLS-AT: Bản thu giọng hát chỉ nghe trong tiết rồi xoá, không đưa lên mạng.</w:t>
+              <w:t>NLS-AT: Bản thu giọng hát của lớp chỉ nghe trong tiết học rồi xoá, không đưa lên mạng</w:t>
             </w:r>
           </w:p>
         </w:tc>
@@ -1053,6 +1053,33 @@
                 <w:i w:val="0"/>
                 <w:sz w:val="18"/>
               </w:rPr>
+              <w:t>NLS-ST (Cơ bản 1): Tiết “Chủ đề 1: Lễ hội âm thanh — Tổ chức hoạt động Vận dụng – Sáng tạo” là tiết HS làm ra sản phẩm</w:t>
+            </w:r>
+          </w:p>
+          <w:p>
+            <w:pPr>
+              <w:spacing w:after="0"/>
+            </w:pPr>
+            <w:r>
+              <w:rPr>
+                <w:b w:val="0"/>
+                <w:i w:val="0"/>
+                <w:sz w:val="18"/>
+              </w:rPr>
+              <w:t>NLS-GT (Cơ bản 1): GV hướng dẫn HS nhận xét nhóm bạn theo đúng hai câu: một câu khen điều bạn làm được, một câu góp ý điều nên sửa</w:t>
+            </w:r>
+          </w:p>
+          <w:p>
+            <w:pPr>
+              <w:spacing w:after="0"/>
+            </w:pPr>
+            <w:r>
+              <w:rPr>
+                <w:b w:val="0"/>
+                <w:i w:val="0"/>
+                <w:sz w:val="18"/>
+              </w:rPr>
+              <w:t>NLS-AT: Video quay phần biểu diễn của lớp chỉ dùng trong tiết học và trong nhóm lớp có sự</w:t>
             </w:r>
           </w:p>
         </w:tc>
@@ -1163,19 +1190,6 @@
               <w:spacing w:after="0"/>
             </w:pPr>
             <w:r/>
-            <w:r>
-              <w:rPr>
-                <w:b w:val="0"/>
-                <w:i w:val="0"/>
-                <w:sz w:val="18"/>
-              </w:rPr>
-              <w:t>NLS-ƯD (Cơ bản 1): GV cho HS nghe nhạc/xem clip qua thiết bị trình chiếu; HS làm quen tìm bài hát/âm thanh đơn giản có hướng dẫn.</w:t>
-            </w:r>
-          </w:p>
-          <w:p>
-            <w:pPr>
-              <w:spacing w:after="0"/>
-            </w:pPr>
             <w:r>
               <w:rPr>
                 <w:b w:val="0"/>
@@ -1299,6 +1313,33 @@
                 <w:i w:val="0"/>
                 <w:sz w:val="18"/>
               </w:rPr>
+              <w:t>NLS-KT (Cơ bản 1): Ở phần nghe nhạc của tiết “Chủ đề 2: Em yêu Tổ quốc Việt Nam — Ôn bài hát Quốc ca Việt Nam</w:t>
+            </w:r>
+          </w:p>
+          <w:p>
+            <w:pPr>
+              <w:spacing w:after="0"/>
+            </w:pPr>
+            <w:r>
+              <w:rPr>
+                <w:b w:val="0"/>
+                <w:i w:val="0"/>
+                <w:sz w:val="18"/>
+              </w:rPr>
+              <w:t>NLS-GT (Cơ bản 1): GV cho HS ngồi theo nhóm 4, mỗi em nói một câu về cảm nhận của mình sau khi nghe</w:t>
+            </w:r>
+          </w:p>
+          <w:p>
+            <w:pPr>
+              <w:spacing w:after="0"/>
+            </w:pPr>
+            <w:r>
+              <w:rPr>
+                <w:b w:val="0"/>
+                <w:i w:val="0"/>
+                <w:sz w:val="18"/>
+              </w:rPr>
+              <w:t>NLS-AT: Nghe nhạc bằng loa hoặc tai nghe đều phải để âm lượng vừa phải</w:t>
             </w:r>
           </w:p>
         </w:tc>
@@ -1647,7 +1688,6 @@
                 <w:i w:val="0"/>
                 <w:sz w:val="18"/>
               </w:rPr>
-              <w:t>NLS-ƯD (Cơ bản 1): GV cho HS nghe nhạc/xem clip qua thiết bị trình chiếu; HS làm quen tìm bài hát/âm thanh đơn giản có hướng dẫn.</w:t>
             </w:r>
           </w:p>
         </w:tc>
@@ -1764,6 +1804,33 @@
                 <w:i w:val="0"/>
                 <w:sz w:val="18"/>
               </w:rPr>
+              <w:t>NLS-KT (Cơ bản 1): Ở phần đọc nhạc của tiết “Chủ đề 3: Vui đến trường — Ôn bài hát Vui đến trường; Đọc nhạc Bài số 2”</w:t>
+            </w:r>
+          </w:p>
+          <w:p>
+            <w:pPr>
+              <w:spacing w:after="0"/>
+            </w:pPr>
+            <w:r>
+              <w:rPr>
+                <w:b w:val="0"/>
+                <w:i w:val="0"/>
+                <w:sz w:val="18"/>
+              </w:rPr>
+              <w:t>NLS-ST (Cơ bản 1): GV dùng điện thoại thu lại phần ôn bài hát của cả lớp, mở cho HS nghe lại ngay và cùng nhận xét: chỗ nào hát chưa đều</w:t>
+            </w:r>
+          </w:p>
+          <w:p>
+            <w:pPr>
+              <w:spacing w:after="0"/>
+            </w:pPr>
+            <w:r>
+              <w:rPr>
+                <w:b w:val="0"/>
+                <w:i w:val="0"/>
+                <w:sz w:val="18"/>
+              </w:rPr>
+              <w:t>NLS-AT: Bản thu giọng hát của lớp chỉ nghe trong tiết học rồi xoá, không đưa lên mạng</w:t>
             </w:r>
           </w:p>
         </w:tc>
@@ -1880,6 +1947,33 @@
                 <w:i w:val="0"/>
                 <w:sz w:val="18"/>
               </w:rPr>
+              <w:t>NLS-KT (Cơ bản 1): Tiết “Chủ đề 3: Vui đến trường — Ôn đọc nhạc Bài số 2</w:t>
+            </w:r>
+          </w:p>
+          <w:p>
+            <w:pPr>
+              <w:spacing w:after="0"/>
+            </w:pPr>
+            <w:r>
+              <w:rPr>
+                <w:b w:val="0"/>
+                <w:i w:val="0"/>
+                <w:sz w:val="18"/>
+              </w:rPr>
+              <w:t>NLS-GT (Cơ bản 1): GV cho HS chơi trò “Nghe tiếng đoán nhạc cụ”: GV chỉ bật tiếng, không cho nhìn hình, HS giơ thẻ tên nhạc cụ</w:t>
+            </w:r>
+          </w:p>
+          <w:p>
+            <w:pPr>
+              <w:spacing w:after="0"/>
+            </w:pPr>
+            <w:r>
+              <w:rPr>
+                <w:b w:val="0"/>
+                <w:i w:val="0"/>
+                <w:sz w:val="18"/>
+              </w:rPr>
+              <w:t>NLS-AT: Các video, bản nhạc GV chiếu đều lấy từ nguồn chính thức và được GV xem trước</w:t>
             </w:r>
           </w:p>
         </w:tc>
@@ -2112,7 +2206,6 @@
                 <w:i w:val="0"/>
                 <w:sz w:val="18"/>
               </w:rPr>
-              <w:t>NLS-ƯD (Cơ bản 1): GV cho HS nghe nhạc/xem clip qua thiết bị trình chiếu; HS làm quen tìm bài hát/âm thanh đơn giản có hướng dẫn.</w:t>
             </w:r>
           </w:p>
         </w:tc>
@@ -2345,6 +2438,33 @@
                 <w:i w:val="0"/>
                 <w:sz w:val="18"/>
               </w:rPr>
+              <w:t>NLS-KT (Cơ bản 1): Tiết “Chủ đề 4: Em yêu làn điệu dân ca — Nghe nhạc Suối đàn t’rưng</w:t>
+            </w:r>
+          </w:p>
+          <w:p>
+            <w:pPr>
+              <w:spacing w:after="0"/>
+            </w:pPr>
+            <w:r>
+              <w:rPr>
+                <w:b w:val="0"/>
+                <w:i w:val="0"/>
+                <w:sz w:val="18"/>
+              </w:rPr>
+              <w:t>NLS-GT (Cơ bản 1): GV cho HS chơi trò “Nghe tiếng đoán nhạc cụ”: GV chỉ bật tiếng, không cho nhìn hình, HS giơ thẻ tên nhạc cụ</w:t>
+            </w:r>
+          </w:p>
+          <w:p>
+            <w:pPr>
+              <w:spacing w:after="0"/>
+            </w:pPr>
+            <w:r>
+              <w:rPr>
+                <w:b w:val="0"/>
+                <w:i w:val="0"/>
+                <w:sz w:val="18"/>
+              </w:rPr>
+              <w:t>NLS-AT: Các video, bản nhạc GV chiếu đều lấy từ nguồn chính thức và được GV xem trước</w:t>
             </w:r>
           </w:p>
         </w:tc>
@@ -2833,7 +2953,6 @@
                 <w:i w:val="0"/>
                 <w:sz w:val="18"/>
               </w:rPr>
-              <w:t>NLS-ƯD (Cơ bản 1): GV cho HS nghe nhạc/xem clip qua thiết bị trình chiếu; HS làm quen tìm bài hát/âm thanh đơn giản có hướng dẫn.</w:t>
             </w:r>
           </w:p>
         </w:tc>
@@ -2950,6 +3069,33 @@
                 <w:i w:val="0"/>
                 <w:sz w:val="18"/>
               </w:rPr>
+              <w:t>NLS-KT (Cơ bản 1): Ở phần đọc nhạc của tiết “Chủ đề 5: Đón xuân về — Ôn bài hát Đón xuân về; Đọc nhạc Bài số 3”</w:t>
+            </w:r>
+          </w:p>
+          <w:p>
+            <w:pPr>
+              <w:spacing w:after="0"/>
+            </w:pPr>
+            <w:r>
+              <w:rPr>
+                <w:b w:val="0"/>
+                <w:i w:val="0"/>
+                <w:sz w:val="18"/>
+              </w:rPr>
+              <w:t>NLS-ST (Cơ bản 1): GV dùng điện thoại thu lại phần ôn bài hát của cả lớp, mở cho HS nghe lại ngay và cùng nhận xét: chỗ nào hát chưa đều</w:t>
+            </w:r>
+          </w:p>
+          <w:p>
+            <w:pPr>
+              <w:spacing w:after="0"/>
+            </w:pPr>
+            <w:r>
+              <w:rPr>
+                <w:b w:val="0"/>
+                <w:i w:val="0"/>
+                <w:sz w:val="18"/>
+              </w:rPr>
+              <w:t>NLS-AT: Bản thu giọng hát của lớp chỉ nghe trong tiết học rồi xoá, không đưa lên mạng</w:t>
             </w:r>
           </w:p>
         </w:tc>
@@ -3067,6 +3213,45 @@
                 <w:sz w:val="18"/>
               </w:rPr>
               <w:t>GDĐP: - Kể được tên một số nhạc cụ dân tộc ở Nghệ An; - Mô tả được một số đặc điểm của ít nhất một nhạc cụ dân tộc ở Nghệ An (hình dáng, chất liệu, cách chơi, hoàn cảnh sử dụng); - Chơi hoặc chế tác mô phỏng lại được một nhạc cụ dân tộc ở Nghệ An ở mức độ đơn giản</w:t>
+            </w:r>
+          </w:p>
+          <w:p>
+            <w:pPr>
+              <w:spacing w:after="0"/>
+            </w:pPr>
+            <w:r>
+              <w:rPr>
+                <w:b w:val="0"/>
+                <w:i w:val="0"/>
+                <w:sz w:val="18"/>
+              </w:rPr>
+              <w:t>NLS-KT (Cơ bản 1): Tiết “Chủ đề 5: Đón xuân về — Ôn đọc nhạc Bài số 3; Thường thức âm nhạc: Giới thiệu đàn vi-ô-lông</w:t>
+            </w:r>
+          </w:p>
+          <w:p>
+            <w:pPr>
+              <w:spacing w:after="0"/>
+            </w:pPr>
+            <w:r>
+              <w:rPr>
+                <w:b w:val="0"/>
+                <w:i w:val="0"/>
+                <w:sz w:val="18"/>
+              </w:rPr>
+              <w:t>NLS-GT (Cơ bản 1): GV cho HS chơi trò “Nghe tiếng đoán nhạc cụ”: GV chỉ bật tiếng, không cho nhìn hình, HS giơ thẻ tên nhạc cụ</w:t>
+            </w:r>
+          </w:p>
+          <w:p>
+            <w:pPr>
+              <w:spacing w:after="0"/>
+            </w:pPr>
+            <w:r>
+              <w:rPr>
+                <w:b w:val="0"/>
+                <w:i w:val="0"/>
+                <w:sz w:val="18"/>
+              </w:rPr>
+              <w:t>NLS-AT: Các video, bản nhạc GV chiếu đều lấy từ nguồn chính thức và được GV xem trước</w:t>
             </w:r>
           </w:p>
         </w:tc>
@@ -3299,7 +3484,6 @@
                 <w:i w:val="0"/>
                 <w:sz w:val="18"/>
               </w:rPr>
-              <w:t>NLS-ƯD (Cơ bản 1): GV cho HS nghe nhạc/xem clip qua thiết bị trình chiếu; HS làm quen tìm bài hát/âm thanh đơn giản có hướng dẫn.</w:t>
             </w:r>
           </w:p>
         </w:tc>
@@ -3416,6 +3600,33 @@
                 <w:i w:val="0"/>
                 <w:sz w:val="18"/>
               </w:rPr>
+              <w:t>NLS-KT (Cơ bản 1): Ở phần nghe nhạc của tiết “Chủ đề 6: Đẹp mãi tuổi thơ — Ôn bài hát Đẹp mãi tuổi thơ; Nghe nhạc Ước mơ hồng”</w:t>
+            </w:r>
+          </w:p>
+          <w:p>
+            <w:pPr>
+              <w:spacing w:after="0"/>
+            </w:pPr>
+            <w:r>
+              <w:rPr>
+                <w:b w:val="0"/>
+                <w:i w:val="0"/>
+                <w:sz w:val="18"/>
+              </w:rPr>
+              <w:t>NLS-GT (Cơ bản 1): GV cho HS ngồi theo nhóm 4, mỗi em nói một câu về cảm nhận của mình sau khi nghe</w:t>
+            </w:r>
+          </w:p>
+          <w:p>
+            <w:pPr>
+              <w:spacing w:after="0"/>
+            </w:pPr>
+            <w:r>
+              <w:rPr>
+                <w:b w:val="0"/>
+                <w:i w:val="0"/>
+                <w:sz w:val="18"/>
+              </w:rPr>
+              <w:t>NLS-AT: Nghe nhạc bằng loa hoặc tai nghe đều phải để âm lượng vừa phải</w:t>
             </w:r>
           </w:p>
         </w:tc>
@@ -3764,7 +3975,6 @@
                 <w:i w:val="0"/>
                 <w:sz w:val="18"/>
               </w:rPr>
-              <w:t>NLS-ƯD (Cơ bản 1): GV cho HS nghe nhạc/xem clip qua thiết bị trình chiếu; HS làm quen tìm bài hát/âm thanh đơn giản có hướng dẫn.</w:t>
             </w:r>
           </w:p>
         </w:tc>
@@ -3881,6 +4091,33 @@
                 <w:i w:val="0"/>
                 <w:sz w:val="18"/>
               </w:rPr>
+              <w:t>NLS-KT (Cơ bản 1): Ở phần đọc nhạc của tiết “Chủ đề 7: Âm nhạc nước ngoài — Ôn bài hát Con chim non; Đọc nhạc Bài số 4”</w:t>
+            </w:r>
+          </w:p>
+          <w:p>
+            <w:pPr>
+              <w:spacing w:after="0"/>
+            </w:pPr>
+            <w:r>
+              <w:rPr>
+                <w:b w:val="0"/>
+                <w:i w:val="0"/>
+                <w:sz w:val="18"/>
+              </w:rPr>
+              <w:t>NLS-ST (Cơ bản 1): GV dùng điện thoại thu lại phần ôn bài hát của cả lớp, mở cho HS nghe lại ngay và cùng nhận xét: chỗ nào hát chưa đều</w:t>
+            </w:r>
+          </w:p>
+          <w:p>
+            <w:pPr>
+              <w:spacing w:after="0"/>
+            </w:pPr>
+            <w:r>
+              <w:rPr>
+                <w:b w:val="0"/>
+                <w:i w:val="0"/>
+                <w:sz w:val="18"/>
+              </w:rPr>
+              <w:t>NLS-AT: Bản thu giọng hát của lớp chỉ nghe trong tiết học rồi xoá, không đưa lên mạng</w:t>
             </w:r>
           </w:p>
         </w:tc>
@@ -3997,6 +4234,33 @@
                 <w:i w:val="0"/>
                 <w:sz w:val="18"/>
               </w:rPr>
+              <w:t>NLS-KT (Cơ bản 1): Tiết “Chủ đề 7: Âm nhạc nước ngoài — Ôn đọc nhạc Bài số 4</w:t>
+            </w:r>
+          </w:p>
+          <w:p>
+            <w:pPr>
+              <w:spacing w:after="0"/>
+            </w:pPr>
+            <w:r>
+              <w:rPr>
+                <w:b w:val="0"/>
+                <w:i w:val="0"/>
+                <w:sz w:val="18"/>
+              </w:rPr>
+              <w:t>NLS-GT (Cơ bản 1): GV cho HS chơi trò “Nghe tiếng đoán nhạc cụ”: GV chỉ bật tiếng, không cho nhìn hình, HS giơ thẻ tên nhạc cụ</w:t>
+            </w:r>
+          </w:p>
+          <w:p>
+            <w:pPr>
+              <w:spacing w:after="0"/>
+            </w:pPr>
+            <w:r>
+              <w:rPr>
+                <w:b w:val="0"/>
+                <w:i w:val="0"/>
+                <w:sz w:val="18"/>
+              </w:rPr>
+              <w:t>NLS-AT: Các video, bản nhạc GV chiếu đều lấy từ nguồn chính thức và được GV xem trước</w:t>
             </w:r>
           </w:p>
         </w:tc>
@@ -4229,7 +4493,6 @@
                 <w:i w:val="0"/>
                 <w:sz w:val="18"/>
               </w:rPr>
-              <w:t>NLS-ƯD (Cơ bản 1): GV cho HS nghe nhạc/xem clip qua thiết bị trình chiếu; HS làm quen tìm bài hát/âm thanh đơn giản có hướng dẫn.</w:t>
             </w:r>
           </w:p>
         </w:tc>
@@ -4462,6 +4725,33 @@
                 <w:i w:val="0"/>
                 <w:sz w:val="18"/>
               </w:rPr>
+              <w:t>NLS-KT (Cơ bản 1): Tiết “Chủ đề 8: Vui đón hè — Thường thức âm nhạc: Cá heo với âm nhạc</w:t>
+            </w:r>
+          </w:p>
+          <w:p>
+            <w:pPr>
+              <w:spacing w:after="0"/>
+            </w:pPr>
+            <w:r>
+              <w:rPr>
+                <w:b w:val="0"/>
+                <w:i w:val="0"/>
+                <w:sz w:val="18"/>
+              </w:rPr>
+              <w:t>NLS-GT (Cơ bản 1): GV cho HS chơi trò “Nghe tiếng đoán nhạc cụ”: GV chỉ bật tiếng, không cho nhìn hình, HS giơ thẻ tên nhạc cụ</w:t>
+            </w:r>
+          </w:p>
+          <w:p>
+            <w:pPr>
+              <w:spacing w:after="0"/>
+            </w:pPr>
+            <w:r>
+              <w:rPr>
+                <w:b w:val="0"/>
+                <w:i w:val="0"/>
+                <w:sz w:val="18"/>
+              </w:rPr>
+              <w:t>NLS-AT: Các video, bản nhạc GV chiếu đều lấy từ nguồn chính thức và được GV xem trước</w:t>
             </w:r>
           </w:p>
         </w:tc>

--- a/assets/docs/lop3/Am nhac - Lop 3.docx
+++ b/assets/docs/lop3/Am nhac - Lop 3.docx
@@ -1196,6 +1196,45 @@
                 <w:i w:val="0"/>
                 <w:sz w:val="18"/>
               </w:rPr>
+              <w:t>NLS-KT (Cơ bản 1): Ở tiết học hát Quốc ca Việt Nam, GV mở bản thu Quốc ca chính thức và video về ý nghĩa lá cờ Tổ quốc</w:t>
+            </w:r>
+          </w:p>
+          <w:p>
+            <w:pPr>
+              <w:spacing w:after="0"/>
+            </w:pPr>
+            <w:r>
+              <w:rPr>
+                <w:b w:val="0"/>
+                <w:i w:val="0"/>
+                <w:sz w:val="18"/>
+              </w:rPr>
+              <w:t>NLS-GQVĐ (Cơ bản 1): GV mở lại bản thu theo từng câu hát, dừng đúng chỗ HS hay hát sai nhịp hoặc sai lời để cả lớp nghe kĩ rồi hát lại</w:t>
+            </w:r>
+          </w:p>
+          <w:p>
+            <w:pPr>
+              <w:spacing w:after="0"/>
+            </w:pPr>
+            <w:r>
+              <w:rPr>
+                <w:b w:val="0"/>
+                <w:i w:val="0"/>
+                <w:sz w:val="18"/>
+              </w:rPr>
+              <w:t>NLS-AT: Chỉ dùng bản thu Quốc ca chính thức do thầy cô mở</w:t>
+            </w:r>
+          </w:p>
+          <w:p>
+            <w:pPr>
+              <w:spacing w:after="0"/>
+            </w:pPr>
+            <w:r>
+              <w:rPr>
+                <w:b w:val="0"/>
+                <w:i w:val="0"/>
+                <w:sz w:val="18"/>
+              </w:rPr>
               <w:t>QPAN: Cho HS nghe/hát bài hát về chú bộ đội, về Đội; giáo dục tự hào về truyền thống dân tộc; rèn tính kỉ luật, tinh thần đoàn kết.</w:t>
             </w:r>
           </w:p>
@@ -1456,6 +1495,33 @@
                 <w:i w:val="0"/>
                 <w:sz w:val="18"/>
               </w:rPr>
+              <w:t>NLS-KT (Cơ bản 1): Ở tiết học nhạc cụ ma-ra-cát, GV mở bản thu âm sắc của ma-ra-cát cùng thanh phách, song loan</w:t>
+            </w:r>
+          </w:p>
+          <w:p>
+            <w:pPr>
+              <w:spacing w:after="0"/>
+            </w:pPr>
+            <w:r>
+              <w:rPr>
+                <w:b w:val="0"/>
+                <w:i w:val="0"/>
+                <w:sz w:val="18"/>
+              </w:rPr>
+              <w:t>NLS-GQVĐ (Cơ bản 1): GV chiếu mẫu tiết tấu và mở nhạc nền chậm dần đều; HS gõ ma-ra-cát theo mẫu</w:t>
+            </w:r>
+          </w:p>
+          <w:p>
+            <w:pPr>
+              <w:spacing w:after="0"/>
+            </w:pPr>
+            <w:r>
+              <w:rPr>
+                <w:b w:val="0"/>
+                <w:i w:val="0"/>
+                <w:sz w:val="18"/>
+              </w:rPr>
+              <w:t>NLS-AT: Cầm ma-ra-cát gõ nhẹ, không gõ vào nhau hay gõ sát tai bạn</w:t>
             </w:r>
           </w:p>
         </w:tc>
@@ -1688,6 +1754,33 @@
                 <w:i w:val="0"/>
                 <w:sz w:val="18"/>
               </w:rPr>
+              <w:t>NLS-KT (Cơ bản 1): Ở tiết học bài hát “Vui đến trường”, GV mở bản thu bài hát và chiếu hình tiết tấu phóng to; HS nghe trọn bài một lượt</w:t>
+            </w:r>
+          </w:p>
+          <w:p>
+            <w:pPr>
+              <w:spacing w:after="0"/>
+            </w:pPr>
+            <w:r>
+              <w:rPr>
+                <w:b w:val="0"/>
+                <w:i w:val="0"/>
+                <w:sz w:val="18"/>
+              </w:rPr>
+              <w:t>NLS-GQVĐ (Cơ bản 1): GV mở lại bản thu theo từng câu hát, dừng đúng chỗ HS hay hát sai lời hoặc sai nhịp để cả lớp nghe kĩ rồi hát lại</w:t>
+            </w:r>
+          </w:p>
+          <w:p>
+            <w:pPr>
+              <w:spacing w:after="0"/>
+            </w:pPr>
+            <w:r>
+              <w:rPr>
+                <w:b w:val="0"/>
+                <w:i w:val="0"/>
+                <w:sz w:val="18"/>
+              </w:rPr>
+              <w:t>NLS-AT: Mở nhạc vừa đủ nghe trong lớp, không mở quá to gây đau tai</w:t>
             </w:r>
           </w:p>
         </w:tc>
@@ -2206,6 +2299,33 @@
                 <w:i w:val="0"/>
                 <w:sz w:val="18"/>
               </w:rPr>
+              <w:t>NLS-KT (Cơ bản 1): Ở tiết học bài hát “Khúc nhạc trên nương xa”, GV mở bản thu bài hát và chiếu tranh các nhạc cụ dân tộc</w:t>
+            </w:r>
+          </w:p>
+          <w:p>
+            <w:pPr>
+              <w:spacing w:after="0"/>
+            </w:pPr>
+            <w:r>
+              <w:rPr>
+                <w:b w:val="0"/>
+                <w:i w:val="0"/>
+                <w:sz w:val="18"/>
+              </w:rPr>
+              <w:t>NLS-GQVĐ (Cơ bản 1): GV mở lại bản thu theo từng câu hát, dừng đúng chỗ HS hay hát sai lời hoặc sai nhịp để cả lớp nghe kĩ rồi hát lại</w:t>
+            </w:r>
+          </w:p>
+          <w:p>
+            <w:pPr>
+              <w:spacing w:after="0"/>
+            </w:pPr>
+            <w:r>
+              <w:rPr>
+                <w:b w:val="0"/>
+                <w:i w:val="0"/>
+                <w:sz w:val="18"/>
+              </w:rPr>
+              <w:t>NLS-AT: Mở nhạc vừa đủ nghe trong lớp, không mở quá to gây đau tai</w:t>
             </w:r>
           </w:p>
         </w:tc>
@@ -2322,6 +2442,33 @@
                 <w:i w:val="0"/>
                 <w:sz w:val="18"/>
               </w:rPr>
+              <w:t>NLS-KT (Cơ bản 1): Ở tiết ôn bài hát và học nhạc cụ gõ, GV chiếu hình tiết tấu phóng to và mở bản thu bài hát; HS vỗ tay nhanh chậm</w:t>
+            </w:r>
+          </w:p>
+          <w:p>
+            <w:pPr>
+              <w:spacing w:after="0"/>
+            </w:pPr>
+            <w:r>
+              <w:rPr>
+                <w:b w:val="0"/>
+                <w:i w:val="0"/>
+                <w:sz w:val="18"/>
+              </w:rPr>
+              <w:t>NLS-GQVĐ (Cơ bản 1): GV mở nhạc nền rồi dừng đúng chỗ HS gõ lệch phách để cả lớp nghe lại và tự chỉnh tay gõ; sau vài lượt</w:t>
+            </w:r>
+          </w:p>
+          <w:p>
+            <w:pPr>
+              <w:spacing w:after="0"/>
+            </w:pPr>
+            <w:r>
+              <w:rPr>
+                <w:b w:val="0"/>
+                <w:i w:val="0"/>
+                <w:sz w:val="18"/>
+              </w:rPr>
+              <w:t>NLS-AT: Cầm nhạc cụ gõ nhẹ, không gõ vào nhau hay gõ sát tai bạn</w:t>
             </w:r>
           </w:p>
         </w:tc>

--- a/assets/docs/lop3/Am nhac - Lop 3.docx
+++ b/assets/docs/lop3/Am nhac - Lop 3.docx
@@ -624,33 +624,7 @@
                 <w:i w:val="0"/>
                 <w:sz w:val="18"/>
               </w:rPr>
-              <w:t>NLS-KT (Cơ bản 1): Mở đầu bài “Học bài hát Múa lân (Tiết 1)”, GV chiếu đoạn video múa lân đêm Trung thu và bản hát mẫu bài Múa lân của Y</w:t>
-            </w:r>
-          </w:p>
-          <w:p>
-            <w:pPr>
-              <w:spacing w:after="0"/>
-            </w:pPr>
-            <w:r>
-              <w:rPr>
-                <w:b w:val="0"/>
-                <w:i w:val="0"/>
-                <w:sz w:val="18"/>
-              </w:rPr>
-              <w:t>NLS-ST (Cơ bản 1): Ở phần luyện tập, GV dùng điện thoại quay tốp 12 HS biểu diễn hát kết hợp vỗ tay theo nhịp, gõ đệm theo phách</w:t>
-            </w:r>
-          </w:p>
-          <w:p>
-            <w:pPr>
-              <w:spacing w:after="0"/>
-            </w:pPr>
-            <w:r>
-              <w:rPr>
-                <w:b w:val="0"/>
-                <w:i w:val="0"/>
-                <w:sz w:val="18"/>
-              </w:rPr>
-              <w:t>NLS-AT: Video múa lân và bản hát mẫu do GV chọn sẵn từ nguồn tin cậy, tắt quảng cáo</w:t>
+              <w:t>NLS-KT (Cơ bản 1): Mở đầu bài “Học bài hát Múa lân (Tiết 1)”, GV chiếu đoạn video múa lân đêm Trung thu.</w:t>
             </w:r>
           </w:p>
         </w:tc>
@@ -767,33 +741,7 @@
                 <w:i w:val="0"/>
                 <w:sz w:val="18"/>
               </w:rPr>
-              <w:t>NLS-KT (Cơ bản 1): Ở phần đọc nhạc của tiết “Ôn bài hát Múa lân; Đọc nhạc Bài số 1”, GV mở tệp nhạc đệm và bản đọc mẫu trên máy tính</w:t>
-            </w:r>
-          </w:p>
-          <w:p>
-            <w:pPr>
-              <w:spacing w:after="0"/>
-            </w:pPr>
-            <w:r>
-              <w:rPr>
-                <w:b w:val="0"/>
-                <w:i w:val="0"/>
-                <w:sz w:val="18"/>
-              </w:rPr>
-              <w:t>NLS-ST (Cơ bản 1): GV dùng điện thoại thu lại phần ôn bài hát Múa lân kết hợp gõ đệm theo phách của cả lớp</w:t>
-            </w:r>
-          </w:p>
-          <w:p>
-            <w:pPr>
-              <w:spacing w:after="0"/>
-            </w:pPr>
-            <w:r>
-              <w:rPr>
-                <w:b w:val="0"/>
-                <w:i w:val="0"/>
-                <w:sz w:val="18"/>
-              </w:rPr>
-              <w:t>NLS-AT: Bản thu giọng hát của lớp chỉ nghe trong tiết học rồi xoá, không đưa lên mạng</w:t>
+              <w:t>NLS-ST (Cơ bản 1): Dùng điện thoại thu lại phần ôn bài hát Múa lân kết hợp gõ đệm theo phách của cả lớp.</w:t>
             </w:r>
           </w:p>
         </w:tc>
@@ -910,33 +858,7 @@
                 <w:i w:val="0"/>
                 <w:sz w:val="18"/>
               </w:rPr>
-              <w:t>NLS-KT (Cơ bản 1): Tiết “Chủ đề 1: Lễ hội âm thanh — Ôn đọc nhạc Bài số 1</w:t>
-            </w:r>
-          </w:p>
-          <w:p>
-            <w:pPr>
-              <w:spacing w:after="0"/>
-            </w:pPr>
-            <w:r>
-              <w:rPr>
-                <w:b w:val="0"/>
-                <w:i w:val="0"/>
-                <w:sz w:val="18"/>
-              </w:rPr>
-              <w:t>NLS-GT (Cơ bản 1): GV cho HS chơi trò “Nghe tiếng đoán nhạc cụ”: GV chỉ bật tiếng, không cho nhìn hình, HS giơ thẻ tên nhạc cụ</w:t>
-            </w:r>
-          </w:p>
-          <w:p>
-            <w:pPr>
-              <w:spacing w:after="0"/>
-            </w:pPr>
-            <w:r>
-              <w:rPr>
-                <w:b w:val="0"/>
-                <w:i w:val="0"/>
-                <w:sz w:val="18"/>
-              </w:rPr>
-              <w:t>NLS-AT: Các video, bản nhạc GV chiếu đều lấy từ nguồn chính thức và được GV xem trước</w:t>
+              <w:t>NLS-KT (Cơ bản 1): Tiết “Chủ đề 1: Lễ hội âm thanh — Ôn đọc nhạc Bài số 1; Thường thức âm nhạc: Dàn trống dân tộc”.</w:t>
             </w:r>
           </w:p>
         </w:tc>
@@ -1053,33 +975,7 @@
                 <w:i w:val="0"/>
                 <w:sz w:val="18"/>
               </w:rPr>
-              <w:t>NLS-ST (Cơ bản 1): Tiết “Chủ đề 1: Lễ hội âm thanh — Tổ chức hoạt động Vận dụng – Sáng tạo” là tiết HS làm ra sản phẩm</w:t>
-            </w:r>
-          </w:p>
-          <w:p>
-            <w:pPr>
-              <w:spacing w:after="0"/>
-            </w:pPr>
-            <w:r>
-              <w:rPr>
-                <w:b w:val="0"/>
-                <w:i w:val="0"/>
-                <w:sz w:val="18"/>
-              </w:rPr>
-              <w:t>NLS-GT (Cơ bản 1): GV hướng dẫn HS nhận xét nhóm bạn theo đúng hai câu: một câu khen điều bạn làm được, một câu góp ý điều nên sửa</w:t>
-            </w:r>
-          </w:p>
-          <w:p>
-            <w:pPr>
-              <w:spacing w:after="0"/>
-            </w:pPr>
-            <w:r>
-              <w:rPr>
-                <w:b w:val="0"/>
-                <w:i w:val="0"/>
-                <w:sz w:val="18"/>
-              </w:rPr>
-              <w:t>NLS-AT: Video quay phần biểu diễn của lớp chỉ dùng trong tiết học và trong nhóm lớp có sự</w:t>
+              <w:t>NLS-ST (Cơ bản 1): Tiết “Chủ đề 1: Lễ hội âm thanh — Tổ chức hoạt động Vận dụng – Sáng tạo” là tiết HS làm.</w:t>
             </w:r>
           </w:p>
         </w:tc>
@@ -1196,33 +1092,7 @@
                 <w:i w:val="0"/>
                 <w:sz w:val="18"/>
               </w:rPr>
-              <w:t>NLS-KT (Cơ bản 1): Ở tiết học hát Quốc ca Việt Nam, GV mở bản thu Quốc ca chính thức và video về ý nghĩa lá cờ Tổ quốc</w:t>
-            </w:r>
-          </w:p>
-          <w:p>
-            <w:pPr>
-              <w:spacing w:after="0"/>
-            </w:pPr>
-            <w:r>
-              <w:rPr>
-                <w:b w:val="0"/>
-                <w:i w:val="0"/>
-                <w:sz w:val="18"/>
-              </w:rPr>
-              <w:t>NLS-GQVĐ (Cơ bản 1): GV mở lại bản thu theo từng câu hát, dừng đúng chỗ HS hay hát sai nhịp hoặc sai lời để cả lớp nghe kĩ rồi hát lại</w:t>
-            </w:r>
-          </w:p>
-          <w:p>
-            <w:pPr>
-              <w:spacing w:after="0"/>
-            </w:pPr>
-            <w:r>
-              <w:rPr>
-                <w:b w:val="0"/>
-                <w:i w:val="0"/>
-                <w:sz w:val="18"/>
-              </w:rPr>
-              <w:t>NLS-AT: Chỉ dùng bản thu Quốc ca chính thức do thầy cô mở</w:t>
+              <w:t>NLS-KT (Cơ bản 1): Ở tiết học hát Quốc ca Việt Nam, GV mở bản thu Quốc ca chính thức.</w:t>
             </w:r>
           </w:p>
           <w:p>
@@ -1352,33 +1222,7 @@
                 <w:i w:val="0"/>
                 <w:sz w:val="18"/>
               </w:rPr>
-              <w:t>NLS-KT (Cơ bản 1): Ở phần nghe nhạc của tiết “Chủ đề 2: Em yêu Tổ quốc Việt Nam — Ôn bài hát Quốc ca Việt Nam</w:t>
-            </w:r>
-          </w:p>
-          <w:p>
-            <w:pPr>
-              <w:spacing w:after="0"/>
-            </w:pPr>
-            <w:r>
-              <w:rPr>
-                <w:b w:val="0"/>
-                <w:i w:val="0"/>
-                <w:sz w:val="18"/>
-              </w:rPr>
-              <w:t>NLS-GT (Cơ bản 1): GV cho HS ngồi theo nhóm 4, mỗi em nói một câu về cảm nhận của mình sau khi nghe</w:t>
-            </w:r>
-          </w:p>
-          <w:p>
-            <w:pPr>
-              <w:spacing w:after="0"/>
-            </w:pPr>
-            <w:r>
-              <w:rPr>
-                <w:b w:val="0"/>
-                <w:i w:val="0"/>
-                <w:sz w:val="18"/>
-              </w:rPr>
-              <w:t>NLS-AT: Nghe nhạc bằng loa hoặc tai nghe đều phải để âm lượng vừa phải</w:t>
+              <w:t>NLS-GT (Cơ bản 1): Cho HS ngồi theo nhóm 4, mỗi em nói một câu về cảm nhận của mình sau khi nghe.</w:t>
             </w:r>
           </w:p>
         </w:tc>
@@ -1495,33 +1339,7 @@
                 <w:i w:val="0"/>
                 <w:sz w:val="18"/>
               </w:rPr>
-              <w:t>NLS-KT (Cơ bản 1): Ở tiết học nhạc cụ ma-ra-cát, GV mở bản thu âm sắc của ma-ra-cát cùng thanh phách, song loan</w:t>
-            </w:r>
-          </w:p>
-          <w:p>
-            <w:pPr>
-              <w:spacing w:after="0"/>
-            </w:pPr>
-            <w:r>
-              <w:rPr>
-                <w:b w:val="0"/>
-                <w:i w:val="0"/>
-                <w:sz w:val="18"/>
-              </w:rPr>
-              <w:t>NLS-GQVĐ (Cơ bản 1): GV chiếu mẫu tiết tấu và mở nhạc nền chậm dần đều; HS gõ ma-ra-cát theo mẫu</w:t>
-            </w:r>
-          </w:p>
-          <w:p>
-            <w:pPr>
-              <w:spacing w:after="0"/>
-            </w:pPr>
-            <w:r>
-              <w:rPr>
-                <w:b w:val="0"/>
-                <w:i w:val="0"/>
-                <w:sz w:val="18"/>
-              </w:rPr>
-              <w:t>NLS-AT: Cầm ma-ra-cát gõ nhẹ, không gõ vào nhau hay gõ sát tai bạn</w:t>
+              <w:t>NLS-KT (Cơ bản 1): Ở tiết học nhạc cụ ma-ra-cát, GV mở bản thu âm sắc của ma-ra-cát cùng thanh phách, song loan, trống nhỏ cho.</w:t>
             </w:r>
           </w:p>
         </w:tc>
@@ -1754,33 +1572,7 @@
                 <w:i w:val="0"/>
                 <w:sz w:val="18"/>
               </w:rPr>
-              <w:t>NLS-KT (Cơ bản 1): Ở tiết học bài hát “Vui đến trường”, GV mở bản thu bài hát và chiếu hình tiết tấu phóng to; HS nghe trọn bài một lượt</w:t>
-            </w:r>
-          </w:p>
-          <w:p>
-            <w:pPr>
-              <w:spacing w:after="0"/>
-            </w:pPr>
-            <w:r>
-              <w:rPr>
-                <w:b w:val="0"/>
-                <w:i w:val="0"/>
-                <w:sz w:val="18"/>
-              </w:rPr>
-              <w:t>NLS-GQVĐ (Cơ bản 1): GV mở lại bản thu theo từng câu hát, dừng đúng chỗ HS hay hát sai lời hoặc sai nhịp để cả lớp nghe kĩ rồi hát lại</w:t>
-            </w:r>
-          </w:p>
-          <w:p>
-            <w:pPr>
-              <w:spacing w:after="0"/>
-            </w:pPr>
-            <w:r>
-              <w:rPr>
-                <w:b w:val="0"/>
-                <w:i w:val="0"/>
-                <w:sz w:val="18"/>
-              </w:rPr>
-              <w:t>NLS-AT: Mở nhạc vừa đủ nghe trong lớp, không mở quá to gây đau tai</w:t>
+              <w:t>NLS-GQVĐ (Cơ bản 1): Mở lại bản thu theo từng câu hát, dừng đúng chỗ HS hay hát sai lời.</w:t>
             </w:r>
           </w:p>
         </w:tc>
@@ -1897,33 +1689,7 @@
                 <w:i w:val="0"/>
                 <w:sz w:val="18"/>
               </w:rPr>
-              <w:t>NLS-KT (Cơ bản 1): Ở phần đọc nhạc của tiết “Chủ đề 3: Vui đến trường — Ôn bài hát Vui đến trường; Đọc nhạc Bài số 2”</w:t>
-            </w:r>
-          </w:p>
-          <w:p>
-            <w:pPr>
-              <w:spacing w:after="0"/>
-            </w:pPr>
-            <w:r>
-              <w:rPr>
-                <w:b w:val="0"/>
-                <w:i w:val="0"/>
-                <w:sz w:val="18"/>
-              </w:rPr>
-              <w:t>NLS-ST (Cơ bản 1): GV dùng điện thoại thu lại phần ôn bài hát của cả lớp, mở cho HS nghe lại ngay và cùng nhận xét: chỗ nào hát chưa đều</w:t>
-            </w:r>
-          </w:p>
-          <w:p>
-            <w:pPr>
-              <w:spacing w:after="0"/>
-            </w:pPr>
-            <w:r>
-              <w:rPr>
-                <w:b w:val="0"/>
-                <w:i w:val="0"/>
-                <w:sz w:val="18"/>
-              </w:rPr>
-              <w:t>NLS-AT: Bản thu giọng hát của lớp chỉ nghe trong tiết học rồi xoá, không đưa lên mạng</w:t>
+              <w:t>NLS-KT (Cơ bản 1): Ở phần đọc nhạc của tiết “Chủ đề 3: Vui đến trường — Ôn bài hát Vui đến trường; Đọc nhạc Bài số 2”.</w:t>
             </w:r>
           </w:p>
         </w:tc>
@@ -2040,33 +1806,7 @@
                 <w:i w:val="0"/>
                 <w:sz w:val="18"/>
               </w:rPr>
-              <w:t>NLS-KT (Cơ bản 1): Tiết “Chủ đề 3: Vui đến trường — Ôn đọc nhạc Bài số 2</w:t>
-            </w:r>
-          </w:p>
-          <w:p>
-            <w:pPr>
-              <w:spacing w:after="0"/>
-            </w:pPr>
-            <w:r>
-              <w:rPr>
-                <w:b w:val="0"/>
-                <w:i w:val="0"/>
-                <w:sz w:val="18"/>
-              </w:rPr>
-              <w:t>NLS-GT (Cơ bản 1): GV cho HS chơi trò “Nghe tiếng đoán nhạc cụ”: GV chỉ bật tiếng, không cho nhìn hình, HS giơ thẻ tên nhạc cụ</w:t>
-            </w:r>
-          </w:p>
-          <w:p>
-            <w:pPr>
-              <w:spacing w:after="0"/>
-            </w:pPr>
-            <w:r>
-              <w:rPr>
-                <w:b w:val="0"/>
-                <w:i w:val="0"/>
-                <w:sz w:val="18"/>
-              </w:rPr>
-              <w:t>NLS-AT: Các video, bản nhạc GV chiếu đều lấy từ nguồn chính thức và được GV xem trước</w:t>
+              <w:t>NLS-GT (Cơ bản 1): Cho HS chơi trò “Nghe tiếng đoán nhạc cụ”.</w:t>
             </w:r>
           </w:p>
         </w:tc>
@@ -2299,33 +2039,7 @@
                 <w:i w:val="0"/>
                 <w:sz w:val="18"/>
               </w:rPr>
-              <w:t>NLS-KT (Cơ bản 1): Ở tiết học bài hát “Khúc nhạc trên nương xa”, GV mở bản thu bài hát và chiếu tranh các nhạc cụ dân tộc</w:t>
-            </w:r>
-          </w:p>
-          <w:p>
-            <w:pPr>
-              <w:spacing w:after="0"/>
-            </w:pPr>
-            <w:r>
-              <w:rPr>
-                <w:b w:val="0"/>
-                <w:i w:val="0"/>
-                <w:sz w:val="18"/>
-              </w:rPr>
-              <w:t>NLS-GQVĐ (Cơ bản 1): GV mở lại bản thu theo từng câu hát, dừng đúng chỗ HS hay hát sai lời hoặc sai nhịp để cả lớp nghe kĩ rồi hát lại</w:t>
-            </w:r>
-          </w:p>
-          <w:p>
-            <w:pPr>
-              <w:spacing w:after="0"/>
-            </w:pPr>
-            <w:r>
-              <w:rPr>
-                <w:b w:val="0"/>
-                <w:i w:val="0"/>
-                <w:sz w:val="18"/>
-              </w:rPr>
-              <w:t>NLS-AT: Mở nhạc vừa đủ nghe trong lớp, không mở quá to gây đau tai</w:t>
+              <w:t>NLS-KT (Cơ bản 1): Ở tiết học bài hát “Khúc nhạc trên nương xa”, GV mở bản thu bài hát và chiếu tranh các nhạc cụ dân tộc.</w:t>
             </w:r>
           </w:p>
         </w:tc>
@@ -2442,33 +2156,7 @@
                 <w:i w:val="0"/>
                 <w:sz w:val="18"/>
               </w:rPr>
-              <w:t>NLS-KT (Cơ bản 1): Ở tiết ôn bài hát và học nhạc cụ gõ, GV chiếu hình tiết tấu phóng to và mở bản thu bài hát; HS vỗ tay nhanh chậm</w:t>
-            </w:r>
-          </w:p>
-          <w:p>
-            <w:pPr>
-              <w:spacing w:after="0"/>
-            </w:pPr>
-            <w:r>
-              <w:rPr>
-                <w:b w:val="0"/>
-                <w:i w:val="0"/>
-                <w:sz w:val="18"/>
-              </w:rPr>
-              <w:t>NLS-GQVĐ (Cơ bản 1): GV mở nhạc nền rồi dừng đúng chỗ HS gõ lệch phách để cả lớp nghe lại và tự chỉnh tay gõ; sau vài lượt</w:t>
-            </w:r>
-          </w:p>
-          <w:p>
-            <w:pPr>
-              <w:spacing w:after="0"/>
-            </w:pPr>
-            <w:r>
-              <w:rPr>
-                <w:b w:val="0"/>
-                <w:i w:val="0"/>
-                <w:sz w:val="18"/>
-              </w:rPr>
-              <w:t>NLS-AT: Cầm nhạc cụ gõ nhẹ, không gõ vào nhau hay gõ sát tai bạn</w:t>
+              <w:t>NLS-GQVĐ (Cơ bản 1): Mở nhạc nền rồi dừng đúng chỗ HS gõ lệch phách để cả lớp nghe lại.</w:t>
             </w:r>
           </w:p>
         </w:tc>
@@ -2585,33 +2273,7 @@
                 <w:i w:val="0"/>
                 <w:sz w:val="18"/>
               </w:rPr>
-              <w:t>NLS-KT (Cơ bản 1): Tiết “Chủ đề 4: Em yêu làn điệu dân ca — Nghe nhạc Suối đàn t’rưng</w:t>
-            </w:r>
-          </w:p>
-          <w:p>
-            <w:pPr>
-              <w:spacing w:after="0"/>
-            </w:pPr>
-            <w:r>
-              <w:rPr>
-                <w:b w:val="0"/>
-                <w:i w:val="0"/>
-                <w:sz w:val="18"/>
-              </w:rPr>
-              <w:t>NLS-GT (Cơ bản 1): GV cho HS chơi trò “Nghe tiếng đoán nhạc cụ”: GV chỉ bật tiếng, không cho nhìn hình, HS giơ thẻ tên nhạc cụ</w:t>
-            </w:r>
-          </w:p>
-          <w:p>
-            <w:pPr>
-              <w:spacing w:after="0"/>
-            </w:pPr>
-            <w:r>
-              <w:rPr>
-                <w:b w:val="0"/>
-                <w:i w:val="0"/>
-                <w:sz w:val="18"/>
-              </w:rPr>
-              <w:t>NLS-AT: Các video, bản nhạc GV chiếu đều lấy từ nguồn chính thức và được GV xem trước</w:t>
+              <w:t>NLS-KT (Cơ bản 1): Tiết “Chủ đề 4: Em yêu làn điệu dân ca — Nghe nhạc Suối đàn t’rưng; Thường thức âm nhạc: Những khúc hát ru”.</w:t>
             </w:r>
           </w:p>
         </w:tc>
@@ -3100,6 +2762,7 @@
                 <w:i w:val="0"/>
                 <w:sz w:val="18"/>
               </w:rPr>
+              <w:t>NLS-ST (Cơ bản 1): Ở hoạt động luyện hát, GV dùng điện thoại ghi âm phần hát của từng tổ.</w:t>
             </w:r>
           </w:p>
         </w:tc>
@@ -3216,33 +2879,7 @@
                 <w:i w:val="0"/>
                 <w:sz w:val="18"/>
               </w:rPr>
-              <w:t>NLS-KT (Cơ bản 1): Ở phần đọc nhạc của tiết “Chủ đề 5: Đón xuân về — Ôn bài hát Đón xuân về; Đọc nhạc Bài số 3”</w:t>
-            </w:r>
-          </w:p>
-          <w:p>
-            <w:pPr>
-              <w:spacing w:after="0"/>
-            </w:pPr>
-            <w:r>
-              <w:rPr>
-                <w:b w:val="0"/>
-                <w:i w:val="0"/>
-                <w:sz w:val="18"/>
-              </w:rPr>
-              <w:t>NLS-ST (Cơ bản 1): GV dùng điện thoại thu lại phần ôn bài hát của cả lớp, mở cho HS nghe lại ngay và cùng nhận xét: chỗ nào hát chưa đều</w:t>
-            </w:r>
-          </w:p>
-          <w:p>
-            <w:pPr>
-              <w:spacing w:after="0"/>
-            </w:pPr>
-            <w:r>
-              <w:rPr>
-                <w:b w:val="0"/>
-                <w:i w:val="0"/>
-                <w:sz w:val="18"/>
-              </w:rPr>
-              <w:t>NLS-AT: Bản thu giọng hát của lớp chỉ nghe trong tiết học rồi xoá, không đưa lên mạng</w:t>
+              <w:t>NLS-KT (Cơ bản 1): Ở phần đọc nhạc của tiết “Chủ đề 5: Đón xuân về — Ôn bài hát Đón xuân về; Đọc nhạc Bài số 3”.</w:t>
             </w:r>
           </w:p>
         </w:tc>
@@ -3372,33 +3009,7 @@
                 <w:i w:val="0"/>
                 <w:sz w:val="18"/>
               </w:rPr>
-              <w:t>NLS-KT (Cơ bản 1): Tiết “Chủ đề 5: Đón xuân về — Ôn đọc nhạc Bài số 3; Thường thức âm nhạc: Giới thiệu đàn vi-ô-lông</w:t>
-            </w:r>
-          </w:p>
-          <w:p>
-            <w:pPr>
-              <w:spacing w:after="0"/>
-            </w:pPr>
-            <w:r>
-              <w:rPr>
-                <w:b w:val="0"/>
-                <w:i w:val="0"/>
-                <w:sz w:val="18"/>
-              </w:rPr>
-              <w:t>NLS-GT (Cơ bản 1): GV cho HS chơi trò “Nghe tiếng đoán nhạc cụ”: GV chỉ bật tiếng, không cho nhìn hình, HS giơ thẻ tên nhạc cụ</w:t>
-            </w:r>
-          </w:p>
-          <w:p>
-            <w:pPr>
-              <w:spacing w:after="0"/>
-            </w:pPr>
-            <w:r>
-              <w:rPr>
-                <w:b w:val="0"/>
-                <w:i w:val="0"/>
-                <w:sz w:val="18"/>
-              </w:rPr>
-              <w:t>NLS-AT: Các video, bản nhạc GV chiếu đều lấy từ nguồn chính thức và được GV xem trước</w:t>
+              <w:t>NLS-GT (Cơ bản 1): Cho HS chơi trò “Nghe tiếng đoán nhạc cụ”.</w:t>
             </w:r>
           </w:p>
         </w:tc>
@@ -3631,6 +3242,7 @@
                 <w:i w:val="0"/>
                 <w:sz w:val="18"/>
               </w:rPr>
+              <w:t>NLS-KT (Cơ bản 1): Ở hoạt động mở đầu bài hát “Đẹp mãi tuổi thơ”, GV mở bản hát mẫu từ học liệu số của bộ.</w:t>
             </w:r>
           </w:p>
         </w:tc>
@@ -3747,33 +3359,7 @@
                 <w:i w:val="0"/>
                 <w:sz w:val="18"/>
               </w:rPr>
-              <w:t>NLS-KT (Cơ bản 1): Ở phần nghe nhạc của tiết “Chủ đề 6: Đẹp mãi tuổi thơ — Ôn bài hát Đẹp mãi tuổi thơ; Nghe nhạc Ước mơ hồng”</w:t>
-            </w:r>
-          </w:p>
-          <w:p>
-            <w:pPr>
-              <w:spacing w:after="0"/>
-            </w:pPr>
-            <w:r>
-              <w:rPr>
-                <w:b w:val="0"/>
-                <w:i w:val="0"/>
-                <w:sz w:val="18"/>
-              </w:rPr>
-              <w:t>NLS-GT (Cơ bản 1): GV cho HS ngồi theo nhóm 4, mỗi em nói một câu về cảm nhận của mình sau khi nghe</w:t>
-            </w:r>
-          </w:p>
-          <w:p>
-            <w:pPr>
-              <w:spacing w:after="0"/>
-            </w:pPr>
-            <w:r>
-              <w:rPr>
-                <w:b w:val="0"/>
-                <w:i w:val="0"/>
-                <w:sz w:val="18"/>
-              </w:rPr>
-              <w:t>NLS-AT: Nghe nhạc bằng loa hoặc tai nghe đều phải để âm lượng vừa phải</w:t>
+              <w:t>NLS-GT (Cơ bản 1): Cho HS ngồi theo nhóm 4, mỗi em nói một câu về cảm nhận của mình sau khi nghe.</w:t>
             </w:r>
           </w:p>
         </w:tc>
@@ -3890,6 +3476,7 @@
                 <w:i w:val="0"/>
                 <w:sz w:val="18"/>
               </w:rPr>
+              <w:t>NLS-KT (Cơ bản 1): Ở hoạt động mở đầu trò chơi Ban nhạc lớp Ba, GV trình chiếu các hình tiết tấu đã học.</w:t>
             </w:r>
           </w:p>
         </w:tc>
@@ -4122,6 +3709,7 @@
                 <w:i w:val="0"/>
                 <w:sz w:val="18"/>
               </w:rPr>
+              <w:t>NLS-ST (Cơ bản 1): Ở hoạt động luyện hát, GV ghi âm phần hát của từng tổ.</w:t>
             </w:r>
           </w:p>
         </w:tc>
@@ -4238,33 +3826,7 @@
                 <w:i w:val="0"/>
                 <w:sz w:val="18"/>
               </w:rPr>
-              <w:t>NLS-KT (Cơ bản 1): Ở phần đọc nhạc của tiết “Chủ đề 7: Âm nhạc nước ngoài — Ôn bài hát Con chim non; Đọc nhạc Bài số 4”</w:t>
-            </w:r>
-          </w:p>
-          <w:p>
-            <w:pPr>
-              <w:spacing w:after="0"/>
-            </w:pPr>
-            <w:r>
-              <w:rPr>
-                <w:b w:val="0"/>
-                <w:i w:val="0"/>
-                <w:sz w:val="18"/>
-              </w:rPr>
-              <w:t>NLS-ST (Cơ bản 1): GV dùng điện thoại thu lại phần ôn bài hát của cả lớp, mở cho HS nghe lại ngay và cùng nhận xét: chỗ nào hát chưa đều</w:t>
-            </w:r>
-          </w:p>
-          <w:p>
-            <w:pPr>
-              <w:spacing w:after="0"/>
-            </w:pPr>
-            <w:r>
-              <w:rPr>
-                <w:b w:val="0"/>
-                <w:i w:val="0"/>
-                <w:sz w:val="18"/>
-              </w:rPr>
-              <w:t>NLS-AT: Bản thu giọng hát của lớp chỉ nghe trong tiết học rồi xoá, không đưa lên mạng</w:t>
+              <w:t>NLS-KT (Cơ bản 1): Ở phần đọc nhạc của tiết “Chủ đề 7: Âm nhạc nước ngoài — Ôn bài hát Con chim non; Đọc nhạc Bài số 4”.</w:t>
             </w:r>
           </w:p>
         </w:tc>
@@ -4381,33 +3943,7 @@
                 <w:i w:val="0"/>
                 <w:sz w:val="18"/>
               </w:rPr>
-              <w:t>NLS-KT (Cơ bản 1): Tiết “Chủ đề 7: Âm nhạc nước ngoài — Ôn đọc nhạc Bài số 4</w:t>
-            </w:r>
-          </w:p>
-          <w:p>
-            <w:pPr>
-              <w:spacing w:after="0"/>
-            </w:pPr>
-            <w:r>
-              <w:rPr>
-                <w:b w:val="0"/>
-                <w:i w:val="0"/>
-                <w:sz w:val="18"/>
-              </w:rPr>
-              <w:t>NLS-GT (Cơ bản 1): GV cho HS chơi trò “Nghe tiếng đoán nhạc cụ”: GV chỉ bật tiếng, không cho nhìn hình, HS giơ thẻ tên nhạc cụ</w:t>
-            </w:r>
-          </w:p>
-          <w:p>
-            <w:pPr>
-              <w:spacing w:after="0"/>
-            </w:pPr>
-            <w:r>
-              <w:rPr>
-                <w:b w:val="0"/>
-                <w:i w:val="0"/>
-                <w:sz w:val="18"/>
-              </w:rPr>
-              <w:t>NLS-AT: Các video, bản nhạc GV chiếu đều lấy từ nguồn chính thức và được GV xem trước</w:t>
+              <w:t>NLS-GT (Cơ bản 1): Cho HS chơi trò “Nghe tiếng đoán nhạc cụ”.</w:t>
             </w:r>
           </w:p>
         </w:tc>
@@ -4640,6 +4176,7 @@
                 <w:i w:val="0"/>
                 <w:sz w:val="18"/>
               </w:rPr>
+              <w:t>NLS-KT (Cơ bản 1): Ở hoạt động mở đầu bài hát “Hè về vui quá”, GV mở bản thu bài Mùa hoa phượng nở.</w:t>
             </w:r>
           </w:p>
         </w:tc>
@@ -4756,6 +4293,7 @@
                 <w:i w:val="0"/>
                 <w:sz w:val="18"/>
               </w:rPr>
+              <w:t>NLS-ST (Cơ bản 1): Ở hoạt động nhạc cụ, GV chiếu hình tiết tấu lên màn hình.</w:t>
             </w:r>
           </w:p>
         </w:tc>
@@ -4872,33 +4410,7 @@
                 <w:i w:val="0"/>
                 <w:sz w:val="18"/>
               </w:rPr>
-              <w:t>NLS-KT (Cơ bản 1): Tiết “Chủ đề 8: Vui đón hè — Thường thức âm nhạc: Cá heo với âm nhạc</w:t>
-            </w:r>
-          </w:p>
-          <w:p>
-            <w:pPr>
-              <w:spacing w:after="0"/>
-            </w:pPr>
-            <w:r>
-              <w:rPr>
-                <w:b w:val="0"/>
-                <w:i w:val="0"/>
-                <w:sz w:val="18"/>
-              </w:rPr>
-              <w:t>NLS-GT (Cơ bản 1): GV cho HS chơi trò “Nghe tiếng đoán nhạc cụ”: GV chỉ bật tiếng, không cho nhìn hình, HS giơ thẻ tên nhạc cụ</w:t>
-            </w:r>
-          </w:p>
-          <w:p>
-            <w:pPr>
-              <w:spacing w:after="0"/>
-            </w:pPr>
-            <w:r>
-              <w:rPr>
-                <w:b w:val="0"/>
-                <w:i w:val="0"/>
-                <w:sz w:val="18"/>
-              </w:rPr>
-              <w:t>NLS-AT: Các video, bản nhạc GV chiếu đều lấy từ nguồn chính thức và được GV xem trước</w:t>
+              <w:t>NLS-KT (Cơ bản 1): Tiết “Chủ đề 8: Vui đón hè — Thường thức âm nhạc: Cá heo với âm nhạc; Vận dụng – Trải nghiệm”.</w:t>
             </w:r>
           </w:p>
         </w:tc>

--- a/assets/docs/lop3/Am nhac - Lop 3.docx
+++ b/assets/docs/lop3/Am nhac - Lop 3.docx
@@ -566,7 +566,7 @@
                 <w:i w:val="0"/>
                 <w:sz w:val="20"/>
               </w:rPr>
-              <w:t>Chủ đề 1: Lễ hội âm thanh (4 tiết)</w:t>
+              <w:t>Chủ đề 1: LỄ HỘI ÂM THANH</w:t>
             </w:r>
           </w:p>
         </w:tc>
@@ -585,7 +585,7 @@
                 <w:i w:val="0"/>
                 <w:sz w:val="20"/>
               </w:rPr>
-              <w:t>Học bài hát Múa lân (Tiết 1)</w:t>
+              <w:t>Học bài hát Múa lân</w:t>
             </w:r>
           </w:p>
         </w:tc>
@@ -605,7 +605,7 @@
                 <w:i w:val="0"/>
                 <w:sz w:val="20"/>
               </w:rPr>
-              <w:t>Tiết 1 (4 tiết)</w:t>
+              <w:t>Tiết 1 (1 tiết)</w:t>
             </w:r>
           </w:p>
         </w:tc>
@@ -624,7 +624,6 @@
                 <w:i w:val="0"/>
                 <w:sz w:val="18"/>
               </w:rPr>
-              <w:t>NLS-KT (Cơ bản 1): Mở đầu bài “Học bài hát Múa lân (Tiết 1)”, GV chiếu đoạn video múa lân đêm Trung thu.</w:t>
             </w:r>
           </w:p>
         </w:tc>
@@ -683,7 +682,7 @@
                 <w:i w:val="0"/>
                 <w:sz w:val="20"/>
               </w:rPr>
-              <w:t>Chủ đề 1: Lễ hội âm thanh (4 tiết)</w:t>
+              <w:t>Chủ đề 1: LỄ HỘI ÂM THANH</w:t>
             </w:r>
           </w:p>
         </w:tc>
@@ -702,7 +701,7 @@
                 <w:i w:val="0"/>
                 <w:sz w:val="20"/>
               </w:rPr>
-              <w:t>Ôn bài hát Múa lân; Đọc nhạc Bài số 1 (Tiết 2)</w:t>
+              <w:t>Ôn bài hát Múa lân; Đọc nhạc Bài số 1</w:t>
             </w:r>
           </w:p>
         </w:tc>
@@ -722,7 +721,7 @@
                 <w:i w:val="0"/>
                 <w:sz w:val="20"/>
               </w:rPr>
-              <w:t>Tiết 2</w:t>
+              <w:t>Tiết 2 (1 tiết)</w:t>
             </w:r>
           </w:p>
         </w:tc>
@@ -741,7 +740,6 @@
                 <w:i w:val="0"/>
                 <w:sz w:val="18"/>
               </w:rPr>
-              <w:t>NLS-ST (Cơ bản 1): Dùng điện thoại thu lại phần ôn bài hát Múa lân kết hợp gõ đệm theo phách của cả lớp.</w:t>
             </w:r>
           </w:p>
         </w:tc>
@@ -800,7 +798,7 @@
                 <w:i w:val="0"/>
                 <w:sz w:val="20"/>
               </w:rPr>
-              <w:t>Chủ đề 1: Lễ hội âm thanh (4 tiết)</w:t>
+              <w:t>Chủ đề 1: LỄ HỘI ÂM THANH</w:t>
             </w:r>
           </w:p>
         </w:tc>
@@ -819,7 +817,7 @@
                 <w:i w:val="0"/>
                 <w:sz w:val="20"/>
               </w:rPr>
-              <w:t>Ôn đọc nhạc Bài số 1; Thường thức âm nhạc: Dàn trống dân tộc (Tiết 3)</w:t>
+              <w:t>Ôn đọc nhạc Bài số 1; Thường thức âm nhạc Dàn trống dân tộc</w:t>
             </w:r>
           </w:p>
         </w:tc>
@@ -839,7 +837,7 @@
                 <w:i w:val="0"/>
                 <w:sz w:val="20"/>
               </w:rPr>
-              <w:t>Tiết 3</w:t>
+              <w:t>Tiết 3 (1 tiết)</w:t>
             </w:r>
           </w:p>
         </w:tc>
@@ -858,7 +856,7 @@
                 <w:i w:val="0"/>
                 <w:sz w:val="18"/>
               </w:rPr>
-              <w:t>NLS-KT (Cơ bản 1): Tiết “Chủ đề 1: Lễ hội âm thanh — Ôn đọc nhạc Bài số 1; Thường thức âm nhạc: Dàn trống dân tộc”.</w:t>
+              <w:t>Năng lực số 1.1 CB1b: HS xem video biểu diễn, gọi được tên nhạc cụ, chỉ được các bộ phận chính và tả lại âm thanh của nhạc cụ ấy</w:t>
             </w:r>
           </w:p>
         </w:tc>
@@ -917,7 +915,7 @@
                 <w:i w:val="0"/>
                 <w:sz w:val="20"/>
               </w:rPr>
-              <w:t>Chủ đề 1: Lễ hội âm thanh (4 tiết)</w:t>
+              <w:t>Chủ đề 1: LỄ HỘI ÂM THANH</w:t>
             </w:r>
           </w:p>
         </w:tc>
@@ -936,7 +934,7 @@
                 <w:i w:val="0"/>
                 <w:sz w:val="20"/>
               </w:rPr>
-              <w:t>Tổ chức hoạt động Vận dụng – Sáng tạo (Tiết 4)</w:t>
+              <w:t>Tổ chức hoạt động Vận dụng – Sáng tạo</w:t>
             </w:r>
           </w:p>
         </w:tc>
@@ -956,7 +954,7 @@
                 <w:i w:val="0"/>
                 <w:sz w:val="20"/>
               </w:rPr>
-              <w:t>Tiết 4</w:t>
+              <w:t>Tiết 4 (1 tiết)</w:t>
             </w:r>
           </w:p>
         </w:tc>
@@ -975,7 +973,7 @@
                 <w:i w:val="0"/>
                 <w:sz w:val="18"/>
               </w:rPr>
-              <w:t>NLS-ST (Cơ bản 1): Tiết “Chủ đề 1: Lễ hội âm thanh — Tổ chức hoạt động Vận dụng – Sáng tạo” là tiết HS làm.</w:t>
+              <w:t>KNS: KN tự tin biểu diễn trước tập thể và phối hợp cùng nhóm.</w:t>
             </w:r>
           </w:p>
         </w:tc>
@@ -1034,7 +1032,7 @@
                 <w:i w:val="0"/>
                 <w:sz w:val="20"/>
               </w:rPr>
-              <w:t>Chủ đề 2: Em yêu Tổ quốc Việt Nam (4 tiết)</w:t>
+              <w:t>Chủ đề 2: EM YÊU TỔ QUỐC VIỆT NAM</w:t>
             </w:r>
           </w:p>
         </w:tc>
@@ -1053,7 +1051,7 @@
                 <w:i w:val="0"/>
                 <w:sz w:val="20"/>
               </w:rPr>
-              <w:t>Học bài hát Quốc ca Việt Nam (Tiết 1)</w:t>
+              <w:t>Học bài hát Quốc ca Việt Nam</w:t>
             </w:r>
           </w:p>
         </w:tc>
@@ -1073,7 +1071,7 @@
                 <w:i w:val="0"/>
                 <w:sz w:val="20"/>
               </w:rPr>
-              <w:t>Tiết 5 (4 tiết)</w:t>
+              <w:t>Tiết 5 (1 tiết)</w:t>
             </w:r>
           </w:p>
         </w:tc>
@@ -1086,19 +1084,6 @@
               <w:spacing w:after="0"/>
             </w:pPr>
             <w:r/>
-            <w:r>
-              <w:rPr>
-                <w:b w:val="0"/>
-                <w:i w:val="0"/>
-                <w:sz w:val="18"/>
-              </w:rPr>
-              <w:t>NLS-KT (Cơ bản 1): Ở tiết học hát Quốc ca Việt Nam, GV mở bản thu Quốc ca chính thức.</w:t>
-            </w:r>
-          </w:p>
-          <w:p>
-            <w:pPr>
-              <w:spacing w:after="0"/>
-            </w:pPr>
             <w:r>
               <w:rPr>
                 <w:b w:val="0"/>
@@ -1164,7 +1149,7 @@
                 <w:i w:val="0"/>
                 <w:sz w:val="20"/>
               </w:rPr>
-              <w:t>Chủ đề 2: Em yêu Tổ quốc Việt Nam (4 tiết)</w:t>
+              <w:t>Chủ đề 2: EM YÊU TỔ QUỐC VIỆT NAM</w:t>
             </w:r>
           </w:p>
         </w:tc>
@@ -1183,7 +1168,7 @@
                 <w:i w:val="0"/>
                 <w:sz w:val="20"/>
               </w:rPr>
-              <w:t>Ôn bài hát Quốc ca Việt Nam; Nghe nhạc Ca ngợi Tổ quốc (Tiết 2)</w:t>
+              <w:t>Ôn bài hát Quốc ca Việt Nam; Nghe nhạc Ca ngợi Tổ quốc</w:t>
             </w:r>
           </w:p>
         </w:tc>
@@ -1203,7 +1188,7 @@
                 <w:i w:val="0"/>
                 <w:sz w:val="20"/>
               </w:rPr>
-              <w:t>Tiết 6</w:t>
+              <w:t>Tiết 6 (1 tiết)</w:t>
             </w:r>
           </w:p>
         </w:tc>
@@ -1222,7 +1207,20 @@
                 <w:i w:val="0"/>
                 <w:sz w:val="18"/>
               </w:rPr>
-              <w:t>NLS-GT (Cơ bản 1): Cho HS ngồi theo nhóm 4, mỗi em nói một câu về cảm nhận của mình sau khi nghe.</w:t>
+              <w:t>Năng lực số 2.2 CB1a: HS chia sẻ cảm nhận của mình trong nhóm, biết nghe bạn nói hết ý rồi mới nêu ý kiến</w:t>
+            </w:r>
+          </w:p>
+          <w:p>
+            <w:pPr>
+              <w:spacing w:after="0"/>
+            </w:pPr>
+            <w:r>
+              <w:rPr>
+                <w:b w:val="0"/>
+                <w:i w:val="0"/>
+                <w:sz w:val="18"/>
+              </w:rPr>
+              <w:t>QPAN: Cho HS nghe/hát bài hát về chú bộ đội, về Đội; giáo dục tự hào về truyền thống dân tộc; rèn tính kỉ luật, tinh thần đoàn kết.</w:t>
             </w:r>
           </w:p>
         </w:tc>
@@ -1281,7 +1279,7 @@
                 <w:i w:val="0"/>
                 <w:sz w:val="20"/>
               </w:rPr>
-              <w:t>Chủ đề 2: Em yêu Tổ quốc Việt Nam (4 tiết)</w:t>
+              <w:t>Chủ đề 2: EM YÊU TỔ QUỐC VIỆT NAM</w:t>
             </w:r>
           </w:p>
         </w:tc>
@@ -1300,7 +1298,7 @@
                 <w:i w:val="0"/>
                 <w:sz w:val="20"/>
               </w:rPr>
-              <w:t>Nhạc cụ: Ma-ra-cát (maracas) (Tiết 3)</w:t>
+              <w:t>Nhạc cụ Ma-ra-cát (Maracas)</w:t>
             </w:r>
           </w:p>
         </w:tc>
@@ -1320,7 +1318,7 @@
                 <w:i w:val="0"/>
                 <w:sz w:val="20"/>
               </w:rPr>
-              <w:t>Tiết 7</w:t>
+              <w:t>Tiết 7 (1 tiết)</w:t>
             </w:r>
           </w:p>
         </w:tc>
@@ -1339,7 +1337,7 @@
                 <w:i w:val="0"/>
                 <w:sz w:val="18"/>
               </w:rPr>
-              <w:t>NLS-KT (Cơ bản 1): Ở tiết học nhạc cụ ma-ra-cát, GV mở bản thu âm sắc của ma-ra-cát cùng thanh phách, song loan, trống nhỏ cho.</w:t>
+              <w:t>QPAN: Chọn bài hát ca ngợi quê hương, đất nước, hoà bình; liên hệ truyền thống chống giặc ngoại xâm, gương dũng cảm của thiếu niên, nhi đồng và Bà mẹ Việt Nam anh hùng.</w:t>
             </w:r>
           </w:p>
         </w:tc>
@@ -1398,7 +1396,7 @@
                 <w:i w:val="0"/>
                 <w:sz w:val="20"/>
               </w:rPr>
-              <w:t>Chủ đề 2: Em yêu Tổ quốc Việt Nam (4 tiết)</w:t>
+              <w:t>Chủ đề 2: EM YÊU TỔ QUỐC VIỆT NAM</w:t>
             </w:r>
           </w:p>
         </w:tc>
@@ -1417,7 +1415,7 @@
                 <w:i w:val="0"/>
                 <w:sz w:val="20"/>
               </w:rPr>
-              <w:t>Tổ chức hoạt động Vận dụng – Sáng tạo (Tiết 4)</w:t>
+              <w:t>Tổ chức hoạt động Vận dụng – Sáng tạo</w:t>
             </w:r>
           </w:p>
         </w:tc>
@@ -1437,7 +1435,7 @@
                 <w:i w:val="0"/>
                 <w:sz w:val="20"/>
               </w:rPr>
-              <w:t>Tiết 8</w:t>
+              <w:t>Tiết 8 (1 tiết)</w:t>
             </w:r>
           </w:p>
         </w:tc>
@@ -1456,6 +1454,7 @@
                 <w:i w:val="0"/>
                 <w:sz w:val="18"/>
               </w:rPr>
+              <w:t>KNS: KN tự tin biểu diễn trước tập thể và phối hợp cùng nhóm.</w:t>
             </w:r>
           </w:p>
         </w:tc>
@@ -1514,7 +1513,7 @@
                 <w:i w:val="0"/>
                 <w:sz w:val="20"/>
               </w:rPr>
-              <w:t>Chủ đề 3: Vui đến trường (4 tiết)</w:t>
+              <w:t>Chủ đề 3: VUI ĐẾN TRƯỜNG</w:t>
             </w:r>
           </w:p>
         </w:tc>
@@ -1533,7 +1532,7 @@
                 <w:i w:val="0"/>
                 <w:sz w:val="20"/>
               </w:rPr>
-              <w:t>Học bài hát Vui đến trường (Tiết 1)</w:t>
+              <w:t>Học bài hát Vui đến trường</w:t>
             </w:r>
           </w:p>
         </w:tc>
@@ -1553,7 +1552,7 @@
                 <w:i w:val="0"/>
                 <w:sz w:val="20"/>
               </w:rPr>
-              <w:t>Tiết 9 (4 tiết)</w:t>
+              <w:t>Tiết 9 (1 tiết)</w:t>
             </w:r>
           </w:p>
         </w:tc>
@@ -1572,7 +1571,6 @@
                 <w:i w:val="0"/>
                 <w:sz w:val="18"/>
               </w:rPr>
-              <w:t>NLS-GQVĐ (Cơ bản 1): Mở lại bản thu theo từng câu hát, dừng đúng chỗ HS hay hát sai lời.</w:t>
             </w:r>
           </w:p>
         </w:tc>
@@ -1631,7 +1629,7 @@
                 <w:i w:val="0"/>
                 <w:sz w:val="20"/>
               </w:rPr>
-              <w:t>Chủ đề 3: Vui đến trường (4 tiết)</w:t>
+              <w:t>Chủ đề 3: VUI ĐẾN TRƯỜNG</w:t>
             </w:r>
           </w:p>
         </w:tc>
@@ -1650,7 +1648,7 @@
                 <w:i w:val="0"/>
                 <w:sz w:val="20"/>
               </w:rPr>
-              <w:t>Ôn bài hát Vui đến trường; Đọc nhạc Bài số 2 (Tiết 2)</w:t>
+              <w:t>Ôn bài hát Vui đến trường; Đọc nhạc Bài số 2</w:t>
             </w:r>
           </w:p>
         </w:tc>
@@ -1670,7 +1668,7 @@
                 <w:i w:val="0"/>
                 <w:sz w:val="20"/>
               </w:rPr>
-              <w:t>Tiết 10</w:t>
+              <w:t>Tiết 10 (1 tiết)</w:t>
             </w:r>
           </w:p>
         </w:tc>
@@ -1689,7 +1687,6 @@
                 <w:i w:val="0"/>
                 <w:sz w:val="18"/>
               </w:rPr>
-              <w:t>NLS-KT (Cơ bản 1): Ở phần đọc nhạc của tiết “Chủ đề 3: Vui đến trường — Ôn bài hát Vui đến trường; Đọc nhạc Bài số 2”.</w:t>
             </w:r>
           </w:p>
         </w:tc>
@@ -1748,7 +1745,7 @@
                 <w:i w:val="0"/>
                 <w:sz w:val="20"/>
               </w:rPr>
-              <w:t>Chủ đề 3: Vui đến trường (4 tiết)</w:t>
+              <w:t>Chủ đề 3: VUI ĐẾN TRƯỜNG</w:t>
             </w:r>
           </w:p>
         </w:tc>
@@ -1767,7 +1764,7 @@
                 <w:i w:val="0"/>
                 <w:sz w:val="20"/>
               </w:rPr>
-              <w:t>Ôn đọc nhạc Bài số 2; Nghe nhạc Đi học (Tiết 3)</w:t>
+              <w:t>Ôn đọc nhạc Bài số 2; Nghe nhạc Đi học</w:t>
             </w:r>
           </w:p>
         </w:tc>
@@ -1787,7 +1784,7 @@
                 <w:i w:val="0"/>
                 <w:sz w:val="20"/>
               </w:rPr>
-              <w:t>Tiết 11</w:t>
+              <w:t>Tiết 11 (1 tiết)</w:t>
             </w:r>
           </w:p>
         </w:tc>
@@ -1806,7 +1803,6 @@
                 <w:i w:val="0"/>
                 <w:sz w:val="18"/>
               </w:rPr>
-              <w:t>NLS-GT (Cơ bản 1): Cho HS chơi trò “Nghe tiếng đoán nhạc cụ”.</w:t>
             </w:r>
           </w:p>
         </w:tc>
@@ -1865,7 +1861,7 @@
                 <w:i w:val="0"/>
                 <w:sz w:val="20"/>
               </w:rPr>
-              <w:t>Chủ đề 3: Vui đến trường (4 tiết)</w:t>
+              <w:t>Chủ đề 3: VUI ĐẾN TRƯỜNG</w:t>
             </w:r>
           </w:p>
         </w:tc>
@@ -1884,7 +1880,7 @@
                 <w:i w:val="0"/>
                 <w:sz w:val="20"/>
               </w:rPr>
-              <w:t>Tổ chức hoạt động Vận dụng – Sáng tạo (Tiết 4)</w:t>
+              <w:t>Tổ chức hoạt động Vận dụng – Sáng tạo</w:t>
             </w:r>
           </w:p>
         </w:tc>
@@ -1904,7 +1900,7 @@
                 <w:i w:val="0"/>
                 <w:sz w:val="20"/>
               </w:rPr>
-              <w:t>Tiết 12</w:t>
+              <w:t>Tiết 12 (1 tiết)</w:t>
             </w:r>
           </w:p>
         </w:tc>
@@ -1923,6 +1919,7 @@
                 <w:i w:val="0"/>
                 <w:sz w:val="18"/>
               </w:rPr>
+              <w:t>KNS: KN tự tin biểu diễn trước tập thể và phối hợp cùng nhóm.</w:t>
             </w:r>
           </w:p>
         </w:tc>
@@ -1981,7 +1978,7 @@
                 <w:i w:val="0"/>
                 <w:sz w:val="20"/>
               </w:rPr>
-              <w:t>Chủ đề 4: Em yêu làn điệu dân ca (4 tiết)</w:t>
+              <w:t>Chủ đề 4: EM YÊU LÀN ĐIỆU DÂN CA</w:t>
             </w:r>
           </w:p>
         </w:tc>
@@ -2000,7 +1997,7 @@
                 <w:i w:val="0"/>
                 <w:sz w:val="20"/>
               </w:rPr>
-              <w:t>Học bài hát Khúc nhạc trên nương xa (Tiết 1)</w:t>
+              <w:t>Học bài hát Khúc nhạc trên nương xa</w:t>
             </w:r>
           </w:p>
         </w:tc>
@@ -2020,7 +2017,7 @@
                 <w:i w:val="0"/>
                 <w:sz w:val="20"/>
               </w:rPr>
-              <w:t>Tiết 13 (4 tiết)</w:t>
+              <w:t>Tiết 13 (1 tiết)</w:t>
             </w:r>
           </w:p>
         </w:tc>
@@ -2039,7 +2036,6 @@
                 <w:i w:val="0"/>
                 <w:sz w:val="18"/>
               </w:rPr>
-              <w:t>NLS-KT (Cơ bản 1): Ở tiết học bài hát “Khúc nhạc trên nương xa”, GV mở bản thu bài hát và chiếu tranh các nhạc cụ dân tộc.</w:t>
             </w:r>
           </w:p>
         </w:tc>
@@ -2098,7 +2094,7 @@
                 <w:i w:val="0"/>
                 <w:sz w:val="20"/>
               </w:rPr>
-              <w:t>Chủ đề 4: Em yêu làn điệu dân ca (4 tiết)</w:t>
+              <w:t>Chủ đề 4: EM YÊU LÀN ĐIỆU DÂN CA</w:t>
             </w:r>
           </w:p>
         </w:tc>
@@ -2117,7 +2113,7 @@
                 <w:i w:val="0"/>
                 <w:sz w:val="20"/>
               </w:rPr>
-              <w:t>Ôn bài hát Khúc nhạc trên nương xa; Nhạc cụ: Thể hiện các hình tiết tấu bằng nhạc cụ gõ (Tiết 2)</w:t>
+              <w:t>Ôn bài hát Khúc nhạc trên nương xa; Nhạc cụ Thể hiện các hình tiết tấu bằng nhạc cụ gõ</w:t>
             </w:r>
           </w:p>
         </w:tc>
@@ -2137,7 +2133,7 @@
                 <w:i w:val="0"/>
                 <w:sz w:val="20"/>
               </w:rPr>
-              <w:t>Tiết 14</w:t>
+              <w:t>Tiết 14 (1 tiết)</w:t>
             </w:r>
           </w:p>
         </w:tc>
@@ -2215,7 +2211,7 @@
                 <w:i w:val="0"/>
                 <w:sz w:val="20"/>
               </w:rPr>
-              <w:t>Chủ đề 4: Em yêu làn điệu dân ca (4 tiết)</w:t>
+              <w:t>Chủ đề 4: EM YÊU LÀN ĐIỆU DÂN CA</w:t>
             </w:r>
           </w:p>
         </w:tc>
@@ -2234,7 +2230,7 @@
                 <w:i w:val="0"/>
                 <w:sz w:val="20"/>
               </w:rPr>
-              <w:t>Nghe nhạc Suối đàn t’rưng; Thường thức âm nhạc: Những khúc hát ru (Tiết 3)</w:t>
+              <w:t>Nghe nhạc Suối đàn t'rưng; Thường thức âm nhạc Những khúc hát ru</w:t>
             </w:r>
           </w:p>
         </w:tc>
@@ -2254,7 +2250,7 @@
                 <w:i w:val="0"/>
                 <w:sz w:val="20"/>
               </w:rPr>
-              <w:t>Tiết 15</w:t>
+              <w:t>Tiết 15 (1 tiết)</w:t>
             </w:r>
           </w:p>
         </w:tc>
@@ -2273,7 +2269,7 @@
                 <w:i w:val="0"/>
                 <w:sz w:val="18"/>
               </w:rPr>
-              <w:t>NLS-KT (Cơ bản 1): Tiết “Chủ đề 4: Em yêu làn điệu dân ca — Nghe nhạc Suối đàn t’rưng; Thường thức âm nhạc: Những khúc hát ru”.</w:t>
+              <w:t>Năng lực số 1.1 CB1b: HS xem video biểu diễn, gọi được tên nhạc cụ, chỉ được các bộ phận chính và tả lại âm thanh của nhạc cụ ấy</w:t>
             </w:r>
           </w:p>
         </w:tc>
@@ -2332,7 +2328,7 @@
                 <w:i w:val="0"/>
                 <w:sz w:val="20"/>
               </w:rPr>
-              <w:t>Chủ đề 4: Em yêu làn điệu dân ca (4 tiết)</w:t>
+              <w:t>Chủ đề 4: EM YÊU LÀN ĐIỆU DÂN CA</w:t>
             </w:r>
           </w:p>
         </w:tc>
@@ -2351,7 +2347,7 @@
                 <w:i w:val="0"/>
                 <w:sz w:val="20"/>
               </w:rPr>
-              <w:t>Tổ chức hoạt động Vận dụng – Sáng tạo (Tiết 4)</w:t>
+              <w:t>Tổ chức hoạt động Vận dụng – Sáng tạo</w:t>
             </w:r>
           </w:p>
         </w:tc>
@@ -2371,7 +2367,7 @@
                 <w:i w:val="0"/>
                 <w:sz w:val="20"/>
               </w:rPr>
-              <w:t>Tiết 16</w:t>
+              <w:t>Tiết 16 (1 tiết)</w:t>
             </w:r>
           </w:p>
         </w:tc>
@@ -2390,6 +2386,7 @@
                 <w:i w:val="0"/>
                 <w:sz w:val="18"/>
               </w:rPr>
+              <w:t>KNS: KN tự tin biểu diễn trước tập thể và phối hợp cùng nhóm.</w:t>
             </w:r>
           </w:p>
         </w:tc>
@@ -2448,7 +2445,7 @@
                 <w:i w:val="0"/>
                 <w:sz w:val="20"/>
               </w:rPr>
-              <w:t>Ôn tập, kiểm tra, đánh giá</w:t>
+              <w:t>Ôn tập, đánh giá</w:t>
             </w:r>
           </w:p>
         </w:tc>
@@ -2467,7 +2464,7 @@
                 <w:i w:val="0"/>
                 <w:sz w:val="20"/>
               </w:rPr>
-              <w:t>Ôn tập cuối học kì I</w:t>
+              <w:t>Ôn tập cuối học kì I (Tiết 1)</w:t>
             </w:r>
           </w:p>
         </w:tc>
@@ -2564,7 +2561,7 @@
                 <w:i w:val="0"/>
                 <w:sz w:val="20"/>
               </w:rPr>
-              <w:t>Ôn tập, kiểm tra, đánh giá</w:t>
+              <w:t>Ôn tập, đánh giá</w:t>
             </w:r>
           </w:p>
         </w:tc>
@@ -2583,7 +2580,7 @@
                 <w:i w:val="0"/>
                 <w:sz w:val="20"/>
               </w:rPr>
-              <w:t>Ôn tập, đánh giá cuối học kì I</w:t>
+              <w:t>Ôn tập cuối học kì I (Tiết 2)</w:t>
             </w:r>
           </w:p>
         </w:tc>
@@ -2704,7 +2701,7 @@
                 <w:i w:val="0"/>
                 <w:sz w:val="20"/>
               </w:rPr>
-              <w:t>Chủ đề 5: Đón xuân về (4 tiết)</w:t>
+              <w:t>Chủ đề 5: ĐÓN XUÂN VỀ</w:t>
             </w:r>
           </w:p>
         </w:tc>
@@ -2723,7 +2720,7 @@
                 <w:i w:val="0"/>
                 <w:sz w:val="20"/>
               </w:rPr>
-              <w:t>Học bài hát Đón xuân về (Tiết 1)</w:t>
+              <w:t>Học bài hát Đón xuân về</w:t>
             </w:r>
           </w:p>
         </w:tc>
@@ -2743,7 +2740,7 @@
                 <w:i w:val="0"/>
                 <w:sz w:val="20"/>
               </w:rPr>
-              <w:t>Tiết 19 (4 tiết)</w:t>
+              <w:t>Tiết 19 (1 tiết)</w:t>
             </w:r>
           </w:p>
         </w:tc>
@@ -2762,7 +2759,6 @@
                 <w:i w:val="0"/>
                 <w:sz w:val="18"/>
               </w:rPr>
-              <w:t>NLS-ST (Cơ bản 1): Ở hoạt động luyện hát, GV dùng điện thoại ghi âm phần hát của từng tổ.</w:t>
             </w:r>
           </w:p>
         </w:tc>
@@ -2821,7 +2817,7 @@
                 <w:i w:val="0"/>
                 <w:sz w:val="20"/>
               </w:rPr>
-              <w:t>Chủ đề 5: Đón xuân về (4 tiết)</w:t>
+              <w:t>Chủ đề 5: ĐÓN XUÂN VỀ</w:t>
             </w:r>
           </w:p>
         </w:tc>
@@ -2840,7 +2836,7 @@
                 <w:i w:val="0"/>
                 <w:sz w:val="20"/>
               </w:rPr>
-              <w:t>Ôn bài hát Đón xuân về; Đọc nhạc Bài số 3 (Tiết 2)</w:t>
+              <w:t>Ôn bài hát Đón xuân về; Đọc nhạc Bài số 3</w:t>
             </w:r>
           </w:p>
         </w:tc>
@@ -2860,7 +2856,7 @@
                 <w:i w:val="0"/>
                 <w:sz w:val="20"/>
               </w:rPr>
-              <w:t>Tiết 20</w:t>
+              <w:t>Tiết 20 (1 tiết)</w:t>
             </w:r>
           </w:p>
         </w:tc>
@@ -2879,7 +2875,6 @@
                 <w:i w:val="0"/>
                 <w:sz w:val="18"/>
               </w:rPr>
-              <w:t>NLS-KT (Cơ bản 1): Ở phần đọc nhạc của tiết “Chủ đề 5: Đón xuân về — Ôn bài hát Đón xuân về; Đọc nhạc Bài số 3”.</w:t>
             </w:r>
           </w:p>
         </w:tc>
@@ -2938,7 +2933,7 @@
                 <w:i w:val="0"/>
                 <w:sz w:val="20"/>
               </w:rPr>
-              <w:t>Chủ đề 5: Đón xuân về (4 tiết)</w:t>
+              <w:t>Chủ đề 5: ĐÓN XUÂN VỀ</w:t>
             </w:r>
           </w:p>
         </w:tc>
@@ -2957,7 +2952,7 @@
                 <w:i w:val="0"/>
                 <w:sz w:val="20"/>
               </w:rPr>
-              <w:t>Ôn đọc nhạc Bài số 3; Thường thức âm nhạc: Giới thiệu đàn vi-ô-lông; Nghe nhạc Mùa xuân ơi (Tiết 3)</w:t>
+              <w:t>Ôn đọc nhạc Bài số 3; Thường thức âm nhạc Giới thiệu đàn vi-ô-lông (violon); Nghe nhạc Mùa xuân ơi</w:t>
             </w:r>
           </w:p>
         </w:tc>
@@ -2977,7 +2972,7 @@
                 <w:i w:val="0"/>
                 <w:sz w:val="20"/>
               </w:rPr>
-              <w:t>Tiết 21</w:t>
+              <w:t>Tiết 21 (1 tiết)</w:t>
             </w:r>
           </w:p>
         </w:tc>
@@ -3009,7 +3004,7 @@
                 <w:i w:val="0"/>
                 <w:sz w:val="18"/>
               </w:rPr>
-              <w:t>NLS-GT (Cơ bản 1): Cho HS chơi trò “Nghe tiếng đoán nhạc cụ”.</w:t>
+              <w:t>Năng lực số 1.1 CB1b: HS xem video biểu diễn, gọi được tên nhạc cụ, chỉ được các bộ phận chính và tả lại âm thanh của nhạc cụ ấy.</w:t>
             </w:r>
           </w:p>
         </w:tc>
@@ -3068,7 +3063,7 @@
                 <w:i w:val="0"/>
                 <w:sz w:val="20"/>
               </w:rPr>
-              <w:t>Chủ đề 5: Đón xuân về (4 tiết)</w:t>
+              <w:t>Chủ đề 5: ĐÓN XUÂN VỀ</w:t>
             </w:r>
           </w:p>
         </w:tc>
@@ -3087,7 +3082,7 @@
                 <w:i w:val="0"/>
                 <w:sz w:val="20"/>
               </w:rPr>
-              <w:t>Tổ chức hoạt động Vận dụng – Sáng tạo (Tiết 4)</w:t>
+              <w:t>Tổ chức hoạt động Vận dụng – Sáng tạo</w:t>
             </w:r>
           </w:p>
         </w:tc>
@@ -3107,7 +3102,7 @@
                 <w:i w:val="0"/>
                 <w:sz w:val="20"/>
               </w:rPr>
-              <w:t>Tiết 22</w:t>
+              <w:t>Tiết 22 (1 tiết)</w:t>
             </w:r>
           </w:p>
         </w:tc>
@@ -3126,6 +3121,7 @@
                 <w:i w:val="0"/>
                 <w:sz w:val="18"/>
               </w:rPr>
+              <w:t>KNS: KN tự tin biểu diễn trước tập thể và phối hợp cùng nhóm.</w:t>
             </w:r>
           </w:p>
         </w:tc>
@@ -3184,7 +3180,7 @@
                 <w:i w:val="0"/>
                 <w:sz w:val="20"/>
               </w:rPr>
-              <w:t>Chủ đề 6: Đẹp mãi tuổi thơ (4 tiết)</w:t>
+              <w:t>Chủ đề 6: ĐẸP MÃI TUỔI THƠ</w:t>
             </w:r>
           </w:p>
         </w:tc>
@@ -3203,7 +3199,7 @@
                 <w:i w:val="0"/>
                 <w:sz w:val="20"/>
               </w:rPr>
-              <w:t>Học bài hát Đẹp mãi tuổi thơ (Tiết 1)</w:t>
+              <w:t>Học bài hát Đẹp mãi tuổi thơ</w:t>
             </w:r>
           </w:p>
         </w:tc>
@@ -3223,7 +3219,7 @@
                 <w:i w:val="0"/>
                 <w:sz w:val="20"/>
               </w:rPr>
-              <w:t>Tiết 23 (4 tiết)</w:t>
+              <w:t>Tiết 23 (1 tiết)</w:t>
             </w:r>
           </w:p>
         </w:tc>
@@ -3242,7 +3238,6 @@
                 <w:i w:val="0"/>
                 <w:sz w:val="18"/>
               </w:rPr>
-              <w:t>NLS-KT (Cơ bản 1): Ở hoạt động mở đầu bài hát “Đẹp mãi tuổi thơ”, GV mở bản hát mẫu từ học liệu số của bộ.</w:t>
             </w:r>
           </w:p>
         </w:tc>
@@ -3301,7 +3296,7 @@
                 <w:i w:val="0"/>
                 <w:sz w:val="20"/>
               </w:rPr>
-              <w:t>Chủ đề 6: Đẹp mãi tuổi thơ (4 tiết)</w:t>
+              <w:t>Chủ đề 6: ĐẸP MÃI TUỔI THƠ</w:t>
             </w:r>
           </w:p>
         </w:tc>
@@ -3320,7 +3315,7 @@
                 <w:i w:val="0"/>
                 <w:sz w:val="20"/>
               </w:rPr>
-              <w:t>Ôn bài hát Đẹp mãi tuổi thơ; Nghe nhạc Ước mơ hồng (Tiết 2)</w:t>
+              <w:t>Ôn bài hát Đẹp mãi tuổi thơ; Nghe nhạc Ước mơ hồng</w:t>
             </w:r>
           </w:p>
         </w:tc>
@@ -3340,7 +3335,7 @@
                 <w:i w:val="0"/>
                 <w:sz w:val="20"/>
               </w:rPr>
-              <w:t>Tiết 24</w:t>
+              <w:t>Tiết 24 (1 tiết)</w:t>
             </w:r>
           </w:p>
         </w:tc>
@@ -3359,7 +3354,6 @@
                 <w:i w:val="0"/>
                 <w:sz w:val="18"/>
               </w:rPr>
-              <w:t>NLS-GT (Cơ bản 1): Cho HS ngồi theo nhóm 4, mỗi em nói một câu về cảm nhận của mình sau khi nghe.</w:t>
             </w:r>
           </w:p>
         </w:tc>
@@ -3418,7 +3412,7 @@
                 <w:i w:val="0"/>
                 <w:sz w:val="20"/>
               </w:rPr>
-              <w:t>Chủ đề 6: Đẹp mãi tuổi thơ (4 tiết)</w:t>
+              <w:t>Chủ đề 6: ĐẸP MÃI TUỔI THƠ</w:t>
             </w:r>
           </w:p>
         </w:tc>
@@ -3437,7 +3431,7 @@
                 <w:i w:val="0"/>
                 <w:sz w:val="20"/>
               </w:rPr>
-              <w:t>Nhạc cụ: Thể hiện các hình tiết tấu bằng nhạc cụ gõ (Tiết 3)</w:t>
+              <w:t>Nhạc cụ Thể hiện các hình tiết tấu bằng nhạc cụ gõ</w:t>
             </w:r>
           </w:p>
         </w:tc>
@@ -3457,7 +3451,7 @@
                 <w:i w:val="0"/>
                 <w:sz w:val="20"/>
               </w:rPr>
-              <w:t>Tiết 25</w:t>
+              <w:t>Tiết 25 (1 tiết)</w:t>
             </w:r>
           </w:p>
         </w:tc>
@@ -3476,7 +3470,6 @@
                 <w:i w:val="0"/>
                 <w:sz w:val="18"/>
               </w:rPr>
-              <w:t>NLS-KT (Cơ bản 1): Ở hoạt động mở đầu trò chơi Ban nhạc lớp Ba, GV trình chiếu các hình tiết tấu đã học.</w:t>
             </w:r>
           </w:p>
         </w:tc>
@@ -3535,7 +3528,7 @@
                 <w:i w:val="0"/>
                 <w:sz w:val="20"/>
               </w:rPr>
-              <w:t>Chủ đề 6: Đẹp mãi tuổi thơ (4 tiết)</w:t>
+              <w:t>Chủ đề 6: ĐẸP MÃI TUỔI THƠ</w:t>
             </w:r>
           </w:p>
         </w:tc>
@@ -3554,7 +3547,7 @@
                 <w:i w:val="0"/>
                 <w:sz w:val="20"/>
               </w:rPr>
-              <w:t>Tổ chức hoạt động Vận dụng – Sáng tạo (Tiết 4)</w:t>
+              <w:t>Tổ chức hoạt động Vận dụng – Sáng tạo</w:t>
             </w:r>
           </w:p>
         </w:tc>
@@ -3574,7 +3567,7 @@
                 <w:i w:val="0"/>
                 <w:sz w:val="20"/>
               </w:rPr>
-              <w:t>Tiết 26</w:t>
+              <w:t>Tiết 26 (1 tiết)</w:t>
             </w:r>
           </w:p>
         </w:tc>
@@ -3593,6 +3586,7 @@
                 <w:i w:val="0"/>
                 <w:sz w:val="18"/>
               </w:rPr>
+              <w:t>KNS: KN tự tin biểu diễn trước tập thể và phối hợp cùng nhóm.</w:t>
             </w:r>
           </w:p>
         </w:tc>
@@ -3651,7 +3645,7 @@
                 <w:i w:val="0"/>
                 <w:sz w:val="20"/>
               </w:rPr>
-              <w:t>Chủ đề 7: Âm nhạc nước ngoài (4 tiết)</w:t>
+              <w:t>Chủ đề 7: ÂM NHẠC NƯỚC NGOÀI</w:t>
             </w:r>
           </w:p>
         </w:tc>
@@ -3670,7 +3664,7 @@
                 <w:i w:val="0"/>
                 <w:sz w:val="20"/>
               </w:rPr>
-              <w:t>Học bài hát Con chim non (Tiết 1)</w:t>
+              <w:t>Học bài hát Con chim non</w:t>
             </w:r>
           </w:p>
         </w:tc>
@@ -3690,7 +3684,7 @@
                 <w:i w:val="0"/>
                 <w:sz w:val="20"/>
               </w:rPr>
-              <w:t>Tiết 27 (4 tiết)</w:t>
+              <w:t>Tiết 27 (1 tiết)</w:t>
             </w:r>
           </w:p>
         </w:tc>
@@ -3709,7 +3703,6 @@
                 <w:i w:val="0"/>
                 <w:sz w:val="18"/>
               </w:rPr>
-              <w:t>NLS-ST (Cơ bản 1): Ở hoạt động luyện hát, GV ghi âm phần hát của từng tổ.</w:t>
             </w:r>
           </w:p>
         </w:tc>
@@ -3768,7 +3761,7 @@
                 <w:i w:val="0"/>
                 <w:sz w:val="20"/>
               </w:rPr>
-              <w:t>Chủ đề 7: Âm nhạc nước ngoài (4 tiết)</w:t>
+              <w:t>Chủ đề 7: ÂM NHẠC NƯỚC NGOÀI</w:t>
             </w:r>
           </w:p>
         </w:tc>
@@ -3787,7 +3780,7 @@
                 <w:i w:val="0"/>
                 <w:sz w:val="20"/>
               </w:rPr>
-              <w:t>Ôn bài hát Con chim non; Đọc nhạc Bài số 4 (Tiết 2)</w:t>
+              <w:t>Ôn bài hát Con chim non; Đọc nhạc Bài số 4</w:t>
             </w:r>
           </w:p>
         </w:tc>
@@ -3807,7 +3800,7 @@
                 <w:i w:val="0"/>
                 <w:sz w:val="20"/>
               </w:rPr>
-              <w:t>Tiết 28</w:t>
+              <w:t>Tiết 28 (1 tiết)</w:t>
             </w:r>
           </w:p>
         </w:tc>
@@ -3826,7 +3819,6 @@
                 <w:i w:val="0"/>
                 <w:sz w:val="18"/>
               </w:rPr>
-              <w:t>NLS-KT (Cơ bản 1): Ở phần đọc nhạc của tiết “Chủ đề 7: Âm nhạc nước ngoài — Ôn bài hát Con chim non; Đọc nhạc Bài số 4”.</w:t>
             </w:r>
           </w:p>
         </w:tc>
@@ -3885,7 +3877,7 @@
                 <w:i w:val="0"/>
                 <w:sz w:val="20"/>
               </w:rPr>
-              <w:t>Chủ đề 7: Âm nhạc nước ngoài (4 tiết)</w:t>
+              <w:t>Chủ đề 7: ÂM NHẠC NƯỚC NGOÀI</w:t>
             </w:r>
           </w:p>
         </w:tc>
@@ -3904,7 +3896,7 @@
                 <w:i w:val="0"/>
                 <w:sz w:val="20"/>
               </w:rPr>
-              <w:t>Ôn đọc nhạc Bài số 4; Nghe nhạc Van-xơ Pha-vô-rít (Valse Favorite) (Tiết 3)</w:t>
+              <w:t>Ôn đọc nhạc Bài số 4; Nghe nhạc Van-xơ Pha-vô-rít (Valse Favorite)</w:t>
             </w:r>
           </w:p>
         </w:tc>
@@ -3924,7 +3916,7 @@
                 <w:i w:val="0"/>
                 <w:sz w:val="20"/>
               </w:rPr>
-              <w:t>Tiết 29</w:t>
+              <w:t>Tiết 29 (1 tiết)</w:t>
             </w:r>
           </w:p>
         </w:tc>
@@ -3943,7 +3935,7 @@
                 <w:i w:val="0"/>
                 <w:sz w:val="18"/>
               </w:rPr>
-              <w:t>NLS-GT (Cơ bản 1): Cho HS chơi trò “Nghe tiếng đoán nhạc cụ”.</w:t>
+              <w:t>Năng lực số 1.1 CB1b: HS xem video biểu diễn, gọi được tên nhạc cụ, chỉ được các bộ phận chính và tả lại âm thanh của nhạc cụ ấy</w:t>
             </w:r>
           </w:p>
         </w:tc>
@@ -4002,7 +3994,7 @@
                 <w:i w:val="0"/>
                 <w:sz w:val="20"/>
               </w:rPr>
-              <w:t>Chủ đề 7: Âm nhạc nước ngoài (4 tiết)</w:t>
+              <w:t>Chủ đề 7: ÂM NHẠC NƯỚC NGOÀI</w:t>
             </w:r>
           </w:p>
         </w:tc>
@@ -4021,7 +4013,7 @@
                 <w:i w:val="0"/>
                 <w:sz w:val="20"/>
               </w:rPr>
-              <w:t>Tổ chức hoạt động Vận dụng – Sáng tạo (Tiết 4)</w:t>
+              <w:t>Tổ chức hoạt động Vận dụng – Sáng tạo</w:t>
             </w:r>
           </w:p>
         </w:tc>
@@ -4041,7 +4033,7 @@
                 <w:i w:val="0"/>
                 <w:sz w:val="20"/>
               </w:rPr>
-              <w:t>Tiết 30</w:t>
+              <w:t>Tiết 30 (1 tiết)</w:t>
             </w:r>
           </w:p>
         </w:tc>
@@ -4060,6 +4052,7 @@
                 <w:i w:val="0"/>
                 <w:sz w:val="18"/>
               </w:rPr>
+              <w:t>KNS: KN tự tin biểu diễn trước tập thể và phối hợp cùng nhóm.</w:t>
             </w:r>
           </w:p>
         </w:tc>
@@ -4118,7 +4111,7 @@
                 <w:i w:val="0"/>
                 <w:sz w:val="20"/>
               </w:rPr>
-              <w:t>Chủ đề 8: Vui đón hè (3 tiết)</w:t>
+              <w:t>Chủ đề 8: VUI ĐÓN HÈ</w:t>
             </w:r>
           </w:p>
         </w:tc>
@@ -4137,7 +4130,7 @@
                 <w:i w:val="0"/>
                 <w:sz w:val="20"/>
               </w:rPr>
-              <w:t>Học bài hát Hè về vui quá (Tiết 1)</w:t>
+              <w:t>Học bài hát Hè về vui quá</w:t>
             </w:r>
           </w:p>
         </w:tc>
@@ -4157,7 +4150,7 @@
                 <w:i w:val="0"/>
                 <w:sz w:val="20"/>
               </w:rPr>
-              <w:t>Tiết 31 (3 tiết)</w:t>
+              <w:t>Tiết 31 (1 tiết)</w:t>
             </w:r>
           </w:p>
         </w:tc>
@@ -4176,7 +4169,6 @@
                 <w:i w:val="0"/>
                 <w:sz w:val="18"/>
               </w:rPr>
-              <w:t>NLS-KT (Cơ bản 1): Ở hoạt động mở đầu bài hát “Hè về vui quá”, GV mở bản thu bài Mùa hoa phượng nở.</w:t>
             </w:r>
           </w:p>
         </w:tc>
@@ -4235,7 +4227,7 @@
                 <w:i w:val="0"/>
                 <w:sz w:val="20"/>
               </w:rPr>
-              <w:t>Chủ đề 8: Vui đón hè (3 tiết)</w:t>
+              <w:t>Chủ đề 8: VUI ĐÓN HÈ</w:t>
             </w:r>
           </w:p>
         </w:tc>
@@ -4254,7 +4246,7 @@
                 <w:i w:val="0"/>
                 <w:sz w:val="20"/>
               </w:rPr>
-              <w:t>Ôn bài hát Hè về vui quá; Nhạc cụ: Thể hiện các hình tiết tấu bằng nhạc cụ gõ (Tiết 2)</w:t>
+              <w:t>Ôn bài hát Hè về vui quá; Nhạc cụ Thể hiện các hình tiết tấu bằng nhạc cụ gõ</w:t>
             </w:r>
           </w:p>
         </w:tc>
@@ -4274,7 +4266,7 @@
                 <w:i w:val="0"/>
                 <w:sz w:val="20"/>
               </w:rPr>
-              <w:t>Tiết 32</w:t>
+              <w:t>Tiết 32 (1 tiết)</w:t>
             </w:r>
           </w:p>
         </w:tc>
@@ -4352,7 +4344,7 @@
                 <w:i w:val="0"/>
                 <w:sz w:val="20"/>
               </w:rPr>
-              <w:t>Chủ đề 8: Vui đón hè (3 tiết)</w:t>
+              <w:t>Chủ đề 8: VUI ĐÓN HÈ</w:t>
             </w:r>
           </w:p>
         </w:tc>
@@ -4371,7 +4363,7 @@
                 <w:i w:val="0"/>
                 <w:sz w:val="20"/>
               </w:rPr>
-              <w:t>Thường thức âm nhạc: Cá heo với âm nhạc; Vận dụng – Trải nghiệm (Tiết 3)</w:t>
+              <w:t>Thường thức âm nhạc Cá heo với âm nhạc; Hoạt động Vận dụng – Trải nghiệm</w:t>
             </w:r>
           </w:p>
         </w:tc>
@@ -4391,7 +4383,7 @@
                 <w:i w:val="0"/>
                 <w:sz w:val="20"/>
               </w:rPr>
-              <w:t>Tiết 33</w:t>
+              <w:t>Tiết 33 (1 tiết)</w:t>
             </w:r>
           </w:p>
         </w:tc>
@@ -4410,7 +4402,7 @@
                 <w:i w:val="0"/>
                 <w:sz w:val="18"/>
               </w:rPr>
-              <w:t>NLS-KT (Cơ bản 1): Tiết “Chủ đề 8: Vui đón hè — Thường thức âm nhạc: Cá heo với âm nhạc; Vận dụng – Trải nghiệm”.</w:t>
+              <w:t>KNS: KN tự tin biểu diễn trước tập thể và phối hợp cùng nhóm.</w:t>
             </w:r>
           </w:p>
         </w:tc>
@@ -4469,7 +4461,7 @@
                 <w:i w:val="0"/>
                 <w:sz w:val="20"/>
               </w:rPr>
-              <w:t>Ôn tập, kiểm tra, đánh giá</w:t>
+              <w:t>Ôn tập, đánh giá</w:t>
             </w:r>
           </w:p>
         </w:tc>
@@ -4488,7 +4480,7 @@
                 <w:i w:val="0"/>
                 <w:sz w:val="20"/>
               </w:rPr>
-              <w:t>Ôn tập cuối năm</w:t>
+              <w:t>Ôn tập cuối năm (Tiết 1)</w:t>
             </w:r>
           </w:p>
         </w:tc>
@@ -4585,7 +4577,7 @@
                 <w:i w:val="0"/>
                 <w:sz w:val="20"/>
               </w:rPr>
-              <w:t>Ôn tập, kiểm tra, đánh giá</w:t>
+              <w:t>Ôn tập, đánh giá</w:t>
             </w:r>
           </w:p>
         </w:tc>
@@ -4604,7 +4596,7 @@
                 <w:i w:val="0"/>
                 <w:sz w:val="20"/>
               </w:rPr>
-              <w:t>Ôn tập, đánh giá cuối năm học</w:t>
+              <w:t>Ôn tập cuối năm (Tiết 2)</w:t>
             </w:r>
           </w:p>
         </w:tc>

--- a/assets/docs/lop3/Am nhac - Lop 3.docx
+++ b/assets/docs/lop3/Am nhac - Lop 3.docx
@@ -624,6 +624,7 @@
                 <w:i w:val="0"/>
                 <w:sz w:val="18"/>
               </w:rPr>
+              <w:t>Năng lực số 1.1 CB1b: HS xem video múa lân đêm Trung thu rồi nói được không khí và nhịp điệu của bài hát</w:t>
             </w:r>
           </w:p>
         </w:tc>
@@ -740,6 +741,7 @@
                 <w:i w:val="0"/>
                 <w:sz w:val="18"/>
               </w:rPr>
+              <w:t>Năng lực số 1.1 CB1b: HS xem video múa lân đêm Trung thu rồi nói được không khí và nhịp điệu của bài hát</w:t>
             </w:r>
           </w:p>
         </w:tc>
@@ -967,6 +969,19 @@
               <w:spacing w:after="0"/>
             </w:pPr>
             <w:r/>
+            <w:r>
+              <w:rPr>
+                <w:b w:val="0"/>
+                <w:i w:val="0"/>
+                <w:sz w:val="18"/>
+              </w:rPr>
+              <w:t>NLS: Năng lực số 2.2 CB1a: HS nhận xét nhóm bạn bằng một lời khen và một lời góp ý</w:t>
+            </w:r>
+          </w:p>
+          <w:p>
+            <w:pPr>
+              <w:spacing w:after="0"/>
+            </w:pPr>
             <w:r>
               <w:rPr>
                 <w:b w:val="0"/>
@@ -1454,6 +1469,19 @@
                 <w:i w:val="0"/>
                 <w:sz w:val="18"/>
               </w:rPr>
+              <w:t>NLS: Năng lực số 2.2 CB1a: HS nhận xét nhóm bạn bằng một lời khen và một lời góp ý</w:t>
+            </w:r>
+          </w:p>
+          <w:p>
+            <w:pPr>
+              <w:spacing w:after="0"/>
+            </w:pPr>
+            <w:r>
+              <w:rPr>
+                <w:b w:val="0"/>
+                <w:i w:val="0"/>
+                <w:sz w:val="18"/>
+              </w:rPr>
               <w:t>KNS: KN tự tin biểu diễn trước tập thể và phối hợp cùng nhóm.</w:t>
             </w:r>
           </w:p>
@@ -1803,6 +1831,7 @@
                 <w:i w:val="0"/>
                 <w:sz w:val="18"/>
               </w:rPr>
+              <w:t>Năng lực số 1.1 CB1b: HS xem video biểu diễn, gọi được tên nhạc cụ, chỉ được các bộ phận chính và tả lại âm thanh của nhạc cụ ấy</w:t>
             </w:r>
           </w:p>
         </w:tc>
@@ -1913,6 +1942,19 @@
               <w:spacing w:after="0"/>
             </w:pPr>
             <w:r/>
+            <w:r>
+              <w:rPr>
+                <w:b w:val="0"/>
+                <w:i w:val="0"/>
+                <w:sz w:val="18"/>
+              </w:rPr>
+              <w:t>NLS: Năng lực số 2.2 CB1a: HS nhận xét nhóm bạn bằng một lời khen và một lời góp ý</w:t>
+            </w:r>
+          </w:p>
+          <w:p>
+            <w:pPr>
+              <w:spacing w:after="0"/>
+            </w:pPr>
             <w:r>
               <w:rPr>
                 <w:b w:val="0"/>
@@ -2386,6 +2428,19 @@
                 <w:i w:val="0"/>
                 <w:sz w:val="18"/>
               </w:rPr>
+              <w:t>NLS: Năng lực số 2.2 CB1a: HS nhận xét nhóm bạn bằng một lời khen và một lời góp ý</w:t>
+            </w:r>
+          </w:p>
+          <w:p>
+            <w:pPr>
+              <w:spacing w:after="0"/>
+            </w:pPr>
+            <w:r>
+              <w:rPr>
+                <w:b w:val="0"/>
+                <w:i w:val="0"/>
+                <w:sz w:val="18"/>
+              </w:rPr>
               <w:t>KNS: KN tự tin biểu diễn trước tập thể và phối hợp cùng nhóm.</w:t>
             </w:r>
           </w:p>
@@ -2503,6 +2558,7 @@
                 <w:i w:val="0"/>
                 <w:sz w:val="18"/>
               </w:rPr>
+              <w:t>Năng lực số 3.1 CB1a: HS nghe lại bản thu tiếng hát của nhóm mình, chỉ ra được chỗ hát chưa đều hoặc gõ chưa đúng phách rồi trình bày lại cho tốt hơn</w:t>
             </w:r>
           </w:p>
         </w:tc>
@@ -3121,6 +3177,19 @@
                 <w:i w:val="0"/>
                 <w:sz w:val="18"/>
               </w:rPr>
+              <w:t>NLS: Năng lực số 2.2 CB1a: HS nhận xét nhóm bạn bằng một lời khen và một lời góp ý</w:t>
+            </w:r>
+          </w:p>
+          <w:p>
+            <w:pPr>
+              <w:spacing w:after="0"/>
+            </w:pPr>
+            <w:r>
+              <w:rPr>
+                <w:b w:val="0"/>
+                <w:i w:val="0"/>
+                <w:sz w:val="18"/>
+              </w:rPr>
               <w:t>KNS: KN tự tin biểu diễn trước tập thể và phối hợp cùng nhóm.</w:t>
             </w:r>
           </w:p>
@@ -3580,6 +3649,19 @@
               <w:spacing w:after="0"/>
             </w:pPr>
             <w:r/>
+            <w:r>
+              <w:rPr>
+                <w:b w:val="0"/>
+                <w:i w:val="0"/>
+                <w:sz w:val="18"/>
+              </w:rPr>
+              <w:t>NLS: Năng lực số 2.2 CB1a: HS nhận xét nhóm bạn bằng một lời khen và một lời góp ý</w:t>
+            </w:r>
+          </w:p>
+          <w:p>
+            <w:pPr>
+              <w:spacing w:after="0"/>
+            </w:pPr>
             <w:r>
               <w:rPr>
                 <w:b w:val="0"/>
@@ -4052,6 +4134,19 @@
                 <w:i w:val="0"/>
                 <w:sz w:val="18"/>
               </w:rPr>
+              <w:t>NLS: Năng lực số 2.2 CB1a: HS nhận xét nhóm bạn bằng một lời khen và một lời góp ý</w:t>
+            </w:r>
+          </w:p>
+          <w:p>
+            <w:pPr>
+              <w:spacing w:after="0"/>
+            </w:pPr>
+            <w:r>
+              <w:rPr>
+                <w:b w:val="0"/>
+                <w:i w:val="0"/>
+                <w:sz w:val="18"/>
+              </w:rPr>
               <w:t>KNS: KN tự tin biểu diễn trước tập thể và phối hợp cùng nhóm.</w:t>
             </w:r>
           </w:p>
@@ -4402,6 +4497,19 @@
                 <w:i w:val="0"/>
                 <w:sz w:val="18"/>
               </w:rPr>
+              <w:t>Năng lực số 1.1 CB1b: HS xem video biểu diễn, gọi được tên nhạc cụ, chỉ được các bộ phận chính và tả lại âm thanh của nhạc cụ ấy</w:t>
+            </w:r>
+          </w:p>
+          <w:p>
+            <w:pPr>
+              <w:spacing w:after="0"/>
+            </w:pPr>
+            <w:r>
+              <w:rPr>
+                <w:b w:val="0"/>
+                <w:i w:val="0"/>
+                <w:sz w:val="18"/>
+              </w:rPr>
               <w:t>KNS: KN tự tin biểu diễn trước tập thể và phối hợp cùng nhóm.</w:t>
             </w:r>
           </w:p>
@@ -4519,6 +4627,7 @@
                 <w:i w:val="0"/>
                 <w:sz w:val="18"/>
               </w:rPr>
+              <w:t>Năng lực số 1.1 CB1b: HS mở đúng bản nhạc đệm và bài đọc nhạc GV đã chuẩn bị sẵn trên máy để tự ôn lại phần mình còn chưa vững</w:t>
             </w:r>
           </w:p>
         </w:tc>
@@ -4635,6 +4744,7 @@
                 <w:i w:val="0"/>
                 <w:sz w:val="18"/>
               </w:rPr>
+              <w:t>Năng lực số 1.3 CB1a: HS cùng GV sắp xếp ảnh và tên bài hát thành đoạn nhật kí âm nhạc của lớp</w:t>
             </w:r>
           </w:p>
         </w:tc>

--- a/assets/docs/lop3/Am nhac - Lop 3.docx
+++ b/assets/docs/lop3/Am nhac - Lop 3.docx
@@ -1105,6 +1105,19 @@
                 <w:i w:val="0"/>
                 <w:sz w:val="18"/>
               </w:rPr>
+              <w:t>Năng lực số Miền 1 (Cơ bản, bậc 1): Ở tiết học hát Quốc ca Việt Nam, GV mở bản thu Quốc ca chính thức và video về ý nghĩa lá cờ Tổ quốc; HS nghe trọn bài một lượt; Năng lực số Miền 5 (Cơ bản, bậc 1): GV mở lại bản thu theo từng câu hát, dừng đúng chỗ HS hay hát sai nhịp hoặc sai lời để cả lớp nghe kĩ rồi hát lại theo</w:t>
+            </w:r>
+          </w:p>
+          <w:p>
+            <w:pPr>
+              <w:spacing w:after="0"/>
+            </w:pPr>
+            <w:r>
+              <w:rPr>
+                <w:b w:val="0"/>
+                <w:i w:val="0"/>
+                <w:sz w:val="18"/>
+              </w:rPr>
               <w:t>QPAN: Cho HS nghe/hát bài hát về chú bộ đội, về Đội; giáo dục tự hào về truyền thống dân tộc; rèn tính kỉ luật, tinh thần đoàn kết.</w:t>
             </w:r>
           </w:p>
@@ -1222,7 +1235,7 @@
                 <w:i w:val="0"/>
                 <w:sz w:val="18"/>
               </w:rPr>
-              <w:t>Năng lực số 2.2 CB1a: HS chia sẻ cảm nhận của mình trong nhóm, biết nghe bạn nói hết ý rồi mới nêu ý kiến</w:t>
+              <w:t>Năng lực số Miền 1 (Cơ bản, bậc 1): Ở tiết học hát Quốc ca Việt Nam, GV mở bản thu Quốc ca chính thức và video về ý nghĩa lá cờ Tổ quốc; HS nghe trọn bài một lượt; Năng lực số Miền 5 (Cơ bản, bậc 1): GV mở lại bản thu theo từng câu hát, dừng đúng chỗ HS hay hát sai nhịp hoặc sai lời để cả lớp nghe kĩ rồi hát lại theo</w:t>
             </w:r>
           </w:p>
           <w:p>
@@ -1346,6 +1359,32 @@
               <w:spacing w:after="0"/>
             </w:pPr>
             <w:r/>
+            <w:r>
+              <w:rPr>
+                <w:b w:val="0"/>
+                <w:i w:val="0"/>
+                <w:sz w:val="18"/>
+              </w:rPr>
+              <w:t>Năng lực số Miền 1 (Cơ bản, bậc 1): Ở tiết học nhạc cụ ma-ra-cát, GV mở bản thu âm sắc của ma-ra-cát cùng thanh phách, song loan, trống nhỏ cho HS nghe mà không nhìn thấy nhạc cụ; HS gõ ma-ra-cát theo mẫu, khi lệch phách thì GV dừng nhạc đúng chỗ đó cho các em nghe lại và tự…</w:t>
+            </w:r>
+          </w:p>
+          <w:p>
+            <w:pPr>
+              <w:spacing w:after="0"/>
+            </w:pPr>
+            <w:r>
+              <w:rPr>
+                <w:b w:val="0"/>
+                <w:i w:val="0"/>
+                <w:sz w:val="18"/>
+              </w:rPr>
+              <w:t>NLS: Năng lực số Miền 5 (Cơ bản, bậc 1): GV chiếu mẫu tiết tấu và mở nhạc nền chậm dần đều</w:t>
+            </w:r>
+          </w:p>
+          <w:p>
+            <w:pPr>
+              <w:spacing w:after="0"/>
+            </w:pPr>
             <w:r>
               <w:rPr>
                 <w:b w:val="0"/>
@@ -1599,6 +1638,7 @@
                 <w:i w:val="0"/>
                 <w:sz w:val="18"/>
               </w:rPr>
+              <w:t>Năng lực số Miền 1 (Cơ bản, bậc 1): Ở tiết học bài hát “Vui đến trường”, GV mở bản thu bài hát và chiếu hình tiết tấu phóng to; HS nghe trọn bài một lượt; Năng lực số Miền 5 (Cơ bản, bậc 1): GV mở lại bản thu theo từng câu hát, dừng đúng chỗ HS hay hát sai lời hoặc sai nhịp để cả lớp nghe kĩ rồi hát lại theo</w:t>
             </w:r>
           </w:p>
         </w:tc>
@@ -1715,6 +1755,7 @@
                 <w:i w:val="0"/>
                 <w:sz w:val="18"/>
               </w:rPr>
+              <w:t>Năng lực số Miền 1 (Cơ bản, bậc 1): Ở tiết học bài hát “Vui đến trường”, GV mở bản thu bài hát và chiếu hình tiết tấu phóng to; HS nghe trọn bài một lượt; Năng lực số Miền 5 (Cơ bản, bậc 1): GV mở lại bản thu theo từng câu hát, dừng đúng chỗ HS hay hát sai lời hoặc sai nhịp để cả lớp nghe kĩ rồi hát lại theo</w:t>
             </w:r>
           </w:p>
         </w:tc>
@@ -2078,6 +2119,7 @@
                 <w:i w:val="0"/>
                 <w:sz w:val="18"/>
               </w:rPr>
+              <w:t>Năng lực số Miền 1 (Cơ bản, bậc 1): Ở tiết học bài hát “Khúc nhạc trên nương xa”, GV mở bản thu bài hát và chiếu tranh các nhạc cụ dân tộc; HS nghe trọn bài một lượt; Năng lực số Miền 5 (Cơ bản, bậc 1): GV mở lại bản thu theo từng câu hát, dừng đúng chỗ HS hay hát sai lời hoặc sai nhịp để cả lớp nghe kĩ rồi hát lại theo</w:t>
             </w:r>
           </w:p>
         </w:tc>
@@ -2194,7 +2236,7 @@
                 <w:i w:val="0"/>
                 <w:sz w:val="18"/>
               </w:rPr>
-              <w:t>NLS-GQVĐ (Cơ bản 1): Mở nhạc nền rồi dừng đúng chỗ HS gõ lệch phách để cả lớp nghe lại.</w:t>
+              <w:t>Năng lực số Miền 1 (Cơ bản, bậc 1): Ở tiết học bài hát “Khúc nhạc trên nương xa”, GV mở bản thu bài hát và chiếu tranh các nhạc cụ dân tộc; HS nghe trọn bài một lượt; Năng lực số Miền 5 (Cơ bản, bậc 1): GV mở lại bản thu theo từng câu hát, dừng đúng chỗ HS hay hát sai lời hoặc sai nhịp để cả lớp nghe kĩ rồi hát lại theo</w:t>
             </w:r>
           </w:p>
         </w:tc>
@@ -2815,6 +2857,7 @@
                 <w:i w:val="0"/>
                 <w:sz w:val="18"/>
               </w:rPr>
+              <w:t>Năng lực số Miền 1 (Cơ bản, bậc 1): Ở hoạt động mở đầu bài hát “Đón xuân về”, GV chiếu hình ảnh về ngày Tết và mở bản hát mẫu từ học liệu số của bộ sách; Năng lực số Miền 3 (Cơ bản, bậc 1): Ở hoạt động luyện hát, GV dùng điện thoại ghi âm phần hát của từng tổ rồi mở lại cho cả lớp nghe</w:t>
             </w:r>
           </w:p>
         </w:tc>
@@ -2931,6 +2974,7 @@
                 <w:i w:val="0"/>
                 <w:sz w:val="18"/>
               </w:rPr>
+              <w:t>Năng lực số Miền 1 (Cơ bản, bậc 1): Ở hoạt động mở đầu bài hát “Đón xuân về”, GV chiếu hình ảnh về ngày Tết và mở bản hát mẫu từ học liệu số của bộ sách; Năng lực số Miền 3 (Cơ bản, bậc 1): Ở hoạt động luyện hát, GV dùng điện thoại ghi âm phần hát của từng tổ rồi mở lại cho cả lớp nghe</w:t>
             </w:r>
           </w:p>
         </w:tc>
@@ -3307,6 +3351,7 @@
                 <w:i w:val="0"/>
                 <w:sz w:val="18"/>
               </w:rPr>
+              <w:t>Năng lực số Miền 1 (Cơ bản, bậc 1): Ở hoạt động mở đầu bài hát “Đẹp mãi tuổi thơ”, GV mở bản hát mẫu từ học liệu số của bộ sách, cho nghe trọn một lượt rồi nghe lại từng câu; Năng lực số Miền 3 (Cơ bản, bậc 1): Ở hoạt động luyện hát, GV ghi âm phần hát của từng tổ rồi mở lại cho cả lớp nghe; các em tự nhận ra chỗ hát chưa đúng cao độ hoặc vào nhịp…</w:t>
             </w:r>
           </w:p>
         </w:tc>
@@ -3423,6 +3468,7 @@
                 <w:i w:val="0"/>
                 <w:sz w:val="18"/>
               </w:rPr>
+              <w:t>Năng lực số Miền 1 (Cơ bản, bậc 1): Ở hoạt động mở đầu bài hát “Đẹp mãi tuổi thơ”, GV mở bản hát mẫu từ học liệu số của bộ sách, cho nghe trọn một lượt rồi nghe lại từng câu; Năng lực số Miền 3 (Cơ bản, bậc 1): Ở hoạt động luyện hát, GV ghi âm phần hát của từng tổ rồi mở lại cho cả lớp nghe; các em tự nhận ra chỗ hát chưa đúng cao độ hoặc vào nhịp…</w:t>
             </w:r>
           </w:p>
         </w:tc>
@@ -3539,6 +3585,7 @@
                 <w:i w:val="0"/>
                 <w:sz w:val="18"/>
               </w:rPr>
+              <w:t>Năng lực số Miền 1 (Cơ bản, bậc 1): Ở hoạt động mở đầu trò chơi Ban nhạc lớp Ba, GV trình chiếu các hình tiết tấu đã học kèm hình nhạc cụ minh hoạ; Năng lực số Miền 3 (Cơ bản, bậc 1): Ở hoạt động luyện tập, GV ghi âm phần gõ đệm của từng nhóm rồi mở lại cho cả lớp nghe; các em tự nhận ra chỗ gõ chưa đều</w:t>
             </w:r>
           </w:p>
         </w:tc>
@@ -3785,6 +3832,7 @@
                 <w:i w:val="0"/>
                 <w:sz w:val="18"/>
               </w:rPr>
+              <w:t>Năng lực số Miền 1 (Cơ bản, bậc 1): Ở hoạt động mở đầu bài hát “Con chim non”, GV mở bản thu bài Chúc mừng kèm hình ảnh minh hoạ để HS nghe, vận động theo nhịp và cảm nhận nhịp ba; Năng lực số Miền 3 (Cơ bản, bậc 1): Ở hoạt động luyện hát, GV ghi âm phần hát của từng tổ rồi mở lại cho cả lớp nghe; các em tự nhận ra chỗ hát chưa đúng nhịp ba hoặc lấy hơi…</w:t>
             </w:r>
           </w:p>
         </w:tc>
@@ -3901,6 +3949,7 @@
                 <w:i w:val="0"/>
                 <w:sz w:val="18"/>
               </w:rPr>
+              <w:t>Năng lực số Miền 1 (Cơ bản, bậc 1): Ở hoạt động mở đầu bài hát “Con chim non”, GV mở bản thu bài Chúc mừng kèm hình ảnh minh hoạ để HS nghe, vận động theo nhịp và cảm nhận nhịp ba; Năng lực số Miền 3 (Cơ bản, bậc 1): Ở hoạt động luyện hát, GV ghi âm phần hát của từng tổ rồi mở lại cho cả lớp nghe; các em tự nhận ra chỗ hát chưa đúng nhịp ba hoặc lấy hơi…</w:t>
             </w:r>
           </w:p>
         </w:tc>
@@ -4264,6 +4313,7 @@
                 <w:i w:val="0"/>
                 <w:sz w:val="18"/>
               </w:rPr>
+              <w:t>Năng lực số Miền 1 (Cơ bản, bậc 1): Ở hoạt động mở đầu bài hát “Hè về vui quá”, GV mở bản thu bài Mùa hoa phượng nở kèm hình ảnh mùa hè để HS nghe, vỗ tay theo nhịp; Năng lực số Miền 3 (Cơ bản, bậc 1): Ở hoạt động luyện hát, GV ghi âm phần hát của từng tổ rồi mở lại cho cả lớp nghe; các em tự nhận ra chỗ hát chưa đúng cao độ hoặc lấy hơi…</w:t>
             </w:r>
           </w:p>
         </w:tc>
@@ -4380,7 +4430,7 @@
                 <w:i w:val="0"/>
                 <w:sz w:val="18"/>
               </w:rPr>
-              <w:t>NLS-ST (Cơ bản 1): Ở hoạt động nhạc cụ, GV chiếu hình tiết tấu lên màn hình.</w:t>
+              <w:t>Năng lực số Miền 1 (Cơ bản, bậc 1): Ở hoạt động mở đầu bài hát “Hè về vui quá”, GV mở bản thu bài Mùa hoa phượng nở kèm hình ảnh mùa hè để HS nghe, vỗ tay theo nhịp; Năng lực số Miền 3 (Cơ bản, bậc 1): Ở hoạt động luyện hát, GV ghi âm phần hát của từng tổ rồi mở lại cho cả lớp nghe; các em tự nhận ra chỗ hát chưa đúng cao độ hoặc lấy hơi…</w:t>
             </w:r>
           </w:p>
         </w:tc>

--- a/assets/docs/lop3/Am nhac - Lop 3.docx
+++ b/assets/docs/lop3/Am nhac - Lop 3.docx
@@ -566,7 +566,7 @@
                 <w:i w:val="0"/>
                 <w:sz w:val="20"/>
               </w:rPr>
-              <w:t>Chủ đề 1: LỄ HỘI ÂM THANH</w:t>
+              <w:t>Chủ đề 1: Lễ hội âm thanh</w:t>
             </w:r>
           </w:p>
         </w:tc>
@@ -683,7 +683,7 @@
                 <w:i w:val="0"/>
                 <w:sz w:val="20"/>
               </w:rPr>
-              <w:t>Chủ đề 1: LỄ HỘI ÂM THANH</w:t>
+              <w:t>Chủ đề 1: Lễ hội âm thanh</w:t>
             </w:r>
           </w:p>
         </w:tc>
@@ -800,7 +800,7 @@
                 <w:i w:val="0"/>
                 <w:sz w:val="20"/>
               </w:rPr>
-              <w:t>Chủ đề 1: LỄ HỘI ÂM THANH</w:t>
+              <w:t>Chủ đề 1: Lễ hội âm thanh</w:t>
             </w:r>
           </w:p>
         </w:tc>
@@ -917,7 +917,7 @@
                 <w:i w:val="0"/>
                 <w:sz w:val="20"/>
               </w:rPr>
-              <w:t>Chủ đề 1: LỄ HỘI ÂM THANH</w:t>
+              <w:t>Chủ đề 1: Lễ hội âm thanh</w:t>
             </w:r>
           </w:p>
         </w:tc>
@@ -1047,7 +1047,7 @@
                 <w:i w:val="0"/>
                 <w:sz w:val="20"/>
               </w:rPr>
-              <w:t>Chủ đề 2: EM YÊU TỔ QUỐC VIỆT NAM</w:t>
+              <w:t>Chủ đề 2: Em yêu Tổ quốc Việt Nam</w:t>
             </w:r>
           </w:p>
         </w:tc>
@@ -1177,7 +1177,7 @@
                 <w:i w:val="0"/>
                 <w:sz w:val="20"/>
               </w:rPr>
-              <w:t>Chủ đề 2: EM YÊU TỔ QUỐC VIỆT NAM</w:t>
+              <w:t>Chủ đề 2: Em yêu Tổ quốc Việt Nam</w:t>
             </w:r>
           </w:p>
         </w:tc>
@@ -1307,7 +1307,7 @@
                 <w:i w:val="0"/>
                 <w:sz w:val="20"/>
               </w:rPr>
-              <w:t>Chủ đề 2: EM YÊU TỔ QUỐC VIỆT NAM</w:t>
+              <w:t>Chủ đề 2: Em yêu Tổ quốc Việt Nam</w:t>
             </w:r>
           </w:p>
         </w:tc>
@@ -1450,7 +1450,7 @@
                 <w:i w:val="0"/>
                 <w:sz w:val="20"/>
               </w:rPr>
-              <w:t>Chủ đề 2: EM YÊU TỔ QUỐC VIỆT NAM</w:t>
+              <w:t>Chủ đề 2: Em yêu Tổ quốc Việt Nam</w:t>
             </w:r>
           </w:p>
         </w:tc>
@@ -1580,7 +1580,7 @@
                 <w:i w:val="0"/>
                 <w:sz w:val="20"/>
               </w:rPr>
-              <w:t>Chủ đề 3: VUI ĐẾN TRƯỜNG</w:t>
+              <w:t>Chủ đề 3: Vui đến trường</w:t>
             </w:r>
           </w:p>
         </w:tc>
@@ -1697,7 +1697,7 @@
                 <w:i w:val="0"/>
                 <w:sz w:val="20"/>
               </w:rPr>
-              <w:t>Chủ đề 3: VUI ĐẾN TRƯỜNG</w:t>
+              <w:t>Chủ đề 3: Vui đến trường</w:t>
             </w:r>
           </w:p>
         </w:tc>
@@ -1814,7 +1814,7 @@
                 <w:i w:val="0"/>
                 <w:sz w:val="20"/>
               </w:rPr>
-              <w:t>Chủ đề 3: VUI ĐẾN TRƯỜNG</w:t>
+              <w:t>Chủ đề 3: Vui đến trường</w:t>
             </w:r>
           </w:p>
         </w:tc>
@@ -1931,7 +1931,7 @@
                 <w:i w:val="0"/>
                 <w:sz w:val="20"/>
               </w:rPr>
-              <w:t>Chủ đề 3: VUI ĐẾN TRƯỜNG</w:t>
+              <w:t>Chủ đề 3: Vui đến trường</w:t>
             </w:r>
           </w:p>
         </w:tc>
@@ -2061,7 +2061,7 @@
                 <w:i w:val="0"/>
                 <w:sz w:val="20"/>
               </w:rPr>
-              <w:t>Chủ đề 4: EM YÊU LÀN ĐIỆU DÂN CA</w:t>
+              <w:t>Chủ đề 4: Em yêu làn điệu dân ca</w:t>
             </w:r>
           </w:p>
         </w:tc>
@@ -2178,7 +2178,7 @@
                 <w:i w:val="0"/>
                 <w:sz w:val="20"/>
               </w:rPr>
-              <w:t>Chủ đề 4: EM YÊU LÀN ĐIỆU DÂN CA</w:t>
+              <w:t>Chủ đề 4: Em yêu làn điệu dân ca</w:t>
             </w:r>
           </w:p>
         </w:tc>
@@ -2295,7 +2295,7 @@
                 <w:i w:val="0"/>
                 <w:sz w:val="20"/>
               </w:rPr>
-              <w:t>Chủ đề 4: EM YÊU LÀN ĐIỆU DÂN CA</w:t>
+              <w:t>Chủ đề 4: Em yêu làn điệu dân ca</w:t>
             </w:r>
           </w:p>
         </w:tc>
@@ -2412,7 +2412,7 @@
                 <w:i w:val="0"/>
                 <w:sz w:val="20"/>
               </w:rPr>
-              <w:t>Chủ đề 4: EM YÊU LÀN ĐIỆU DÂN CA</w:t>
+              <w:t>Chủ đề 4: Em yêu làn điệu dân ca</w:t>
             </w:r>
           </w:p>
         </w:tc>
@@ -2799,7 +2799,7 @@
                 <w:i w:val="0"/>
                 <w:sz w:val="20"/>
               </w:rPr>
-              <w:t>Chủ đề 5: ĐÓN XUÂN VỀ</w:t>
+              <w:t>Chủ đề 5: Đón xuân về</w:t>
             </w:r>
           </w:p>
         </w:tc>
@@ -2916,7 +2916,7 @@
                 <w:i w:val="0"/>
                 <w:sz w:val="20"/>
               </w:rPr>
-              <w:t>Chủ đề 5: ĐÓN XUÂN VỀ</w:t>
+              <w:t>Chủ đề 5: Đón xuân về</w:t>
             </w:r>
           </w:p>
         </w:tc>
@@ -3033,7 +3033,7 @@
                 <w:i w:val="0"/>
                 <w:sz w:val="20"/>
               </w:rPr>
-              <w:t>Chủ đề 5: ĐÓN XUÂN VỀ</w:t>
+              <w:t>Chủ đề 5: Đón xuân về</w:t>
             </w:r>
           </w:p>
         </w:tc>
@@ -3163,7 +3163,7 @@
                 <w:i w:val="0"/>
                 <w:sz w:val="20"/>
               </w:rPr>
-              <w:t>Chủ đề 5: ĐÓN XUÂN VỀ</w:t>
+              <w:t>Chủ đề 5: Đón xuân về</w:t>
             </w:r>
           </w:p>
         </w:tc>
@@ -3293,7 +3293,7 @@
                 <w:i w:val="0"/>
                 <w:sz w:val="20"/>
               </w:rPr>
-              <w:t>Chủ đề 6: ĐẸP MÃI TUỔI THƠ</w:t>
+              <w:t>Chủ đề 6: Đẹp mãi tuổi thơ</w:t>
             </w:r>
           </w:p>
         </w:tc>
@@ -3410,7 +3410,7 @@
                 <w:i w:val="0"/>
                 <w:sz w:val="20"/>
               </w:rPr>
-              <w:t>Chủ đề 6: ĐẸP MÃI TUỔI THƠ</w:t>
+              <w:t>Chủ đề 6: Đẹp mãi tuổi thơ</w:t>
             </w:r>
           </w:p>
         </w:tc>
@@ -3527,7 +3527,7 @@
                 <w:i w:val="0"/>
                 <w:sz w:val="20"/>
               </w:rPr>
-              <w:t>Chủ đề 6: ĐẸP MÃI TUỔI THƠ</w:t>
+              <w:t>Chủ đề 6: Đẹp mãi tuổi thơ</w:t>
             </w:r>
           </w:p>
         </w:tc>
@@ -3644,7 +3644,7 @@
                 <w:i w:val="0"/>
                 <w:sz w:val="20"/>
               </w:rPr>
-              <w:t>Chủ đề 6: ĐẸP MÃI TUỔI THƠ</w:t>
+              <w:t>Chủ đề 6: Đẹp mãi tuổi thơ</w:t>
             </w:r>
           </w:p>
         </w:tc>
@@ -3774,7 +3774,7 @@
                 <w:i w:val="0"/>
                 <w:sz w:val="20"/>
               </w:rPr>
-              <w:t>Chủ đề 7: ÂM NHẠC NƯỚC NGOÀI</w:t>
+              <w:t>Chủ đề 7: Âm nhạc nước ngoài</w:t>
             </w:r>
           </w:p>
         </w:tc>
@@ -3891,7 +3891,7 @@
                 <w:i w:val="0"/>
                 <w:sz w:val="20"/>
               </w:rPr>
-              <w:t>Chủ đề 7: ÂM NHẠC NƯỚC NGOÀI</w:t>
+              <w:t>Chủ đề 7: Âm nhạc nước ngoài</w:t>
             </w:r>
           </w:p>
         </w:tc>
@@ -4008,7 +4008,7 @@
                 <w:i w:val="0"/>
                 <w:sz w:val="20"/>
               </w:rPr>
-              <w:t>Chủ đề 7: ÂM NHẠC NƯỚC NGOÀI</w:t>
+              <w:t>Chủ đề 7: Âm nhạc nước ngoài</w:t>
             </w:r>
           </w:p>
         </w:tc>
@@ -4125,7 +4125,7 @@
                 <w:i w:val="0"/>
                 <w:sz w:val="20"/>
               </w:rPr>
-              <w:t>Chủ đề 7: ÂM NHẠC NƯỚC NGOÀI</w:t>
+              <w:t>Chủ đề 7: Âm nhạc nước ngoài</w:t>
             </w:r>
           </w:p>
         </w:tc>
@@ -4255,7 +4255,7 @@
                 <w:i w:val="0"/>
                 <w:sz w:val="20"/>
               </w:rPr>
-              <w:t>Chủ đề 8: VUI ĐÓN HÈ</w:t>
+              <w:t>Chủ đề 8: Vui đón hè</w:t>
             </w:r>
           </w:p>
         </w:tc>
@@ -4372,7 +4372,7 @@
                 <w:i w:val="0"/>
                 <w:sz w:val="20"/>
               </w:rPr>
-              <w:t>Chủ đề 8: VUI ĐÓN HÈ</w:t>
+              <w:t>Chủ đề 8: Vui đón hè</w:t>
             </w:r>
           </w:p>
         </w:tc>
@@ -4489,7 +4489,7 @@
                 <w:i w:val="0"/>
                 <w:sz w:val="20"/>
               </w:rPr>
-              <w:t>Chủ đề 8: VUI ĐÓN HÈ</w:t>
+              <w:t>Chủ đề 8: Vui đón hè</w:t>
             </w:r>
           </w:p>
         </w:tc>
